--- a/PI231-PolozovVA__MongoDBCourseWork-2025.docx
+++ b/PI231-PolozovVA__MongoDBCourseWork-2025.docx
@@ -896,12 +896,9 @@
         <w:tabs>
           <w:tab w:val="right" w:leader="dot" w:pos="9628"/>
         </w:tabs>
-        <w:spacing w:after="0" w:line="360" w:lineRule="auto"/>
-        <w:rPr>
-          <w:rFonts w:ascii="Times New Roman" w:eastAsiaTheme="minorEastAsia" w:hAnsi="Times New Roman" w:cs="Times New Roman"/>
+        <w:rPr>
+          <w:rFonts w:eastAsiaTheme="minorEastAsia"/>
           <w:noProof/>
-          <w:sz w:val="28"/>
-          <w:szCs w:val="28"/>
           <w:lang w:eastAsia="ru-RU"/>
         </w:rPr>
       </w:pPr>
@@ -932,83 +929,59 @@
         </w:rPr>
         <w:fldChar w:fldCharType="separate"/>
       </w:r>
-      <w:hyperlink w:anchor="_Toc199469850" w:history="1">
+      <w:hyperlink w:anchor="_Toc200355629" w:history="1">
         <w:r>
           <w:rPr>
             <w:rStyle w:val="aa"/>
-            <w:rFonts w:ascii="Times New Roman" w:hAnsi="Times New Roman" w:cs="Times New Roman"/>
             <w:noProof/>
-            <w:sz w:val="28"/>
-            <w:szCs w:val="28"/>
           </w:rPr>
           <w:t>Введение</w:t>
         </w:r>
         <w:r>
           <w:rPr>
-            <w:rFonts w:ascii="Times New Roman" w:hAnsi="Times New Roman" w:cs="Times New Roman"/>
             <w:noProof/>
             <w:webHidden/>
-            <w:sz w:val="28"/>
-            <w:szCs w:val="28"/>
           </w:rPr>
           <w:tab/>
         </w:r>
         <w:r>
           <w:rPr>
-            <w:rFonts w:ascii="Times New Roman" w:hAnsi="Times New Roman" w:cs="Times New Roman"/>
             <w:noProof/>
             <w:webHidden/>
-            <w:sz w:val="28"/>
-            <w:szCs w:val="28"/>
           </w:rPr>
           <w:fldChar w:fldCharType="begin"/>
         </w:r>
         <w:r>
           <w:rPr>
-            <w:rFonts w:ascii="Times New Roman" w:hAnsi="Times New Roman" w:cs="Times New Roman"/>
             <w:noProof/>
             <w:webHidden/>
-            <w:sz w:val="28"/>
-            <w:szCs w:val="28"/>
           </w:rPr>
-          <w:instrText xml:space="preserve"> PAGEREF _Toc199469850 \h </w:instrText>
+          <w:instrText xml:space="preserve"> PAGEREF _Toc200355629 \h </w:instrText>
         </w:r>
         <w:r>
           <w:rPr>
-            <w:rFonts w:ascii="Times New Roman" w:hAnsi="Times New Roman" w:cs="Times New Roman"/>
             <w:noProof/>
             <w:webHidden/>
-            <w:sz w:val="28"/>
-            <w:szCs w:val="28"/>
           </w:rPr>
         </w:r>
         <w:r>
           <w:rPr>
-            <w:rFonts w:ascii="Times New Roman" w:hAnsi="Times New Roman" w:cs="Times New Roman"/>
             <w:noProof/>
             <w:webHidden/>
-            <w:sz w:val="28"/>
-            <w:szCs w:val="28"/>
           </w:rPr>
           <w:fldChar w:fldCharType="separate"/>
         </w:r>
         <w:r>
           <w:rPr>
-            <w:rFonts w:ascii="Times New Roman" w:hAnsi="Times New Roman" w:cs="Times New Roman"/>
             <w:noProof/>
             <w:webHidden/>
-            <w:sz w:val="28"/>
-            <w:szCs w:val="28"/>
           </w:rPr>
           <w:t>2</w:t>
         </w:r>
         <w:r>
           <w:rPr>
-            <w:rFonts w:ascii="Times New Roman" w:hAnsi="Times New Roman" w:cs="Times New Roman"/>
             <w:noProof/>
             <w:webHidden/>
-            <w:sz w:val="28"/>
-            <w:szCs w:val="28"/>
           </w:rPr>
           <w:fldChar w:fldCharType="end"/>
         </w:r>
@@ -1020,92 +993,65 @@
         <w:tabs>
           <w:tab w:val="right" w:leader="dot" w:pos="9628"/>
         </w:tabs>
-        <w:spacing w:after="0" w:line="360" w:lineRule="auto"/>
-        <w:rPr>
-          <w:rFonts w:ascii="Times New Roman" w:eastAsiaTheme="minorEastAsia" w:hAnsi="Times New Roman" w:cs="Times New Roman"/>
+        <w:rPr>
+          <w:rFonts w:eastAsiaTheme="minorEastAsia"/>
           <w:noProof/>
-          <w:sz w:val="28"/>
-          <w:szCs w:val="28"/>
           <w:lang w:eastAsia="ru-RU"/>
         </w:rPr>
       </w:pPr>
-      <w:hyperlink w:anchor="_Toc199469851" w:history="1">
+      <w:hyperlink w:anchor="_Toc200355630" w:history="1">
         <w:r>
           <w:rPr>
             <w:rStyle w:val="aa"/>
-            <w:rFonts w:ascii="Times New Roman" w:hAnsi="Times New Roman" w:cs="Times New Roman"/>
             <w:noProof/>
-            <w:sz w:val="28"/>
-            <w:szCs w:val="28"/>
           </w:rPr>
           <w:t>1. Описание предметной области</w:t>
         </w:r>
         <w:r>
           <w:rPr>
-            <w:rFonts w:ascii="Times New Roman" w:hAnsi="Times New Roman" w:cs="Times New Roman"/>
             <w:noProof/>
             <w:webHidden/>
-            <w:sz w:val="28"/>
-            <w:szCs w:val="28"/>
           </w:rPr>
           <w:tab/>
         </w:r>
         <w:r>
           <w:rPr>
-            <w:rFonts w:ascii="Times New Roman" w:hAnsi="Times New Roman" w:cs="Times New Roman"/>
             <w:noProof/>
             <w:webHidden/>
-            <w:sz w:val="28"/>
-            <w:szCs w:val="28"/>
           </w:rPr>
           <w:fldChar w:fldCharType="begin"/>
         </w:r>
         <w:r>
           <w:rPr>
-            <w:rFonts w:ascii="Times New Roman" w:hAnsi="Times New Roman" w:cs="Times New Roman"/>
             <w:noProof/>
             <w:webHidden/>
-            <w:sz w:val="28"/>
-            <w:szCs w:val="28"/>
           </w:rPr>
-          <w:instrText xml:space="preserve"> PAGEREF _Toc199469851 \h </w:instrText>
+          <w:instrText xml:space="preserve"> PAGEREF _Toc200355630 \h </w:instrText>
         </w:r>
         <w:r>
           <w:rPr>
-            <w:rFonts w:ascii="Times New Roman" w:hAnsi="Times New Roman" w:cs="Times New Roman"/>
             <w:noProof/>
             <w:webHidden/>
-            <w:sz w:val="28"/>
-            <w:szCs w:val="28"/>
           </w:rPr>
         </w:r>
         <w:r>
           <w:rPr>
-            <w:rFonts w:ascii="Times New Roman" w:hAnsi="Times New Roman" w:cs="Times New Roman"/>
             <w:noProof/>
             <w:webHidden/>
-            <w:sz w:val="28"/>
-            <w:szCs w:val="28"/>
           </w:rPr>
           <w:fldChar w:fldCharType="separate"/>
         </w:r>
         <w:r>
           <w:rPr>
-            <w:rFonts w:ascii="Times New Roman" w:hAnsi="Times New Roman" w:cs="Times New Roman"/>
             <w:noProof/>
             <w:webHidden/>
-            <w:sz w:val="28"/>
-            <w:szCs w:val="28"/>
           </w:rPr>
           <w:t>3</w:t>
         </w:r>
         <w:r>
           <w:rPr>
-            <w:rFonts w:ascii="Times New Roman" w:hAnsi="Times New Roman" w:cs="Times New Roman"/>
             <w:noProof/>
             <w:webHidden/>
-            <w:sz w:val="28"/>
-            <w:szCs w:val="28"/>
           </w:rPr>
           <w:fldChar w:fldCharType="end"/>
         </w:r>
@@ -1117,92 +1063,65 @@
         <w:tabs>
           <w:tab w:val="right" w:leader="dot" w:pos="9628"/>
         </w:tabs>
-        <w:spacing w:after="0" w:line="360" w:lineRule="auto"/>
-        <w:rPr>
-          <w:rFonts w:ascii="Times New Roman" w:eastAsiaTheme="minorEastAsia" w:hAnsi="Times New Roman" w:cs="Times New Roman"/>
+        <w:rPr>
+          <w:rFonts w:eastAsiaTheme="minorEastAsia"/>
           <w:noProof/>
-          <w:sz w:val="28"/>
-          <w:szCs w:val="28"/>
           <w:lang w:eastAsia="ru-RU"/>
         </w:rPr>
       </w:pPr>
-      <w:hyperlink w:anchor="_Toc199469852" w:history="1">
+      <w:hyperlink w:anchor="_Toc200355631" w:history="1">
         <w:r>
           <w:rPr>
             <w:rStyle w:val="aa"/>
-            <w:rFonts w:ascii="Times New Roman" w:hAnsi="Times New Roman" w:cs="Times New Roman"/>
             <w:noProof/>
-            <w:sz w:val="28"/>
-            <w:szCs w:val="28"/>
           </w:rPr>
           <w:t>2. Анализ предметной области</w:t>
         </w:r>
         <w:r>
           <w:rPr>
-            <w:rFonts w:ascii="Times New Roman" w:hAnsi="Times New Roman" w:cs="Times New Roman"/>
             <w:noProof/>
             <w:webHidden/>
-            <w:sz w:val="28"/>
-            <w:szCs w:val="28"/>
           </w:rPr>
           <w:tab/>
         </w:r>
         <w:r>
           <w:rPr>
-            <w:rFonts w:ascii="Times New Roman" w:hAnsi="Times New Roman" w:cs="Times New Roman"/>
             <w:noProof/>
             <w:webHidden/>
-            <w:sz w:val="28"/>
-            <w:szCs w:val="28"/>
           </w:rPr>
           <w:fldChar w:fldCharType="begin"/>
         </w:r>
         <w:r>
           <w:rPr>
-            <w:rFonts w:ascii="Times New Roman" w:hAnsi="Times New Roman" w:cs="Times New Roman"/>
             <w:noProof/>
             <w:webHidden/>
-            <w:sz w:val="28"/>
-            <w:szCs w:val="28"/>
           </w:rPr>
-          <w:instrText xml:space="preserve"> PAGEREF _Toc199469852 \h </w:instrText>
+          <w:instrText xml:space="preserve"> PAGEREF _Toc200355631 \h </w:instrText>
         </w:r>
         <w:r>
           <w:rPr>
-            <w:rFonts w:ascii="Times New Roman" w:hAnsi="Times New Roman" w:cs="Times New Roman"/>
             <w:noProof/>
             <w:webHidden/>
-            <w:sz w:val="28"/>
-            <w:szCs w:val="28"/>
           </w:rPr>
         </w:r>
         <w:r>
           <w:rPr>
-            <w:rFonts w:ascii="Times New Roman" w:hAnsi="Times New Roman" w:cs="Times New Roman"/>
             <w:noProof/>
             <w:webHidden/>
-            <w:sz w:val="28"/>
-            <w:szCs w:val="28"/>
           </w:rPr>
           <w:fldChar w:fldCharType="separate"/>
         </w:r>
         <w:r>
           <w:rPr>
-            <w:rFonts w:ascii="Times New Roman" w:hAnsi="Times New Roman" w:cs="Times New Roman"/>
             <w:noProof/>
             <w:webHidden/>
-            <w:sz w:val="28"/>
-            <w:szCs w:val="28"/>
           </w:rPr>
           <w:t>4</w:t>
         </w:r>
         <w:r>
           <w:rPr>
-            <w:rFonts w:ascii="Times New Roman" w:hAnsi="Times New Roman" w:cs="Times New Roman"/>
             <w:noProof/>
             <w:webHidden/>
-            <w:sz w:val="28"/>
-            <w:szCs w:val="28"/>
           </w:rPr>
           <w:fldChar w:fldCharType="end"/>
         </w:r>
@@ -1214,92 +1133,65 @@
         <w:tabs>
           <w:tab w:val="right" w:leader="dot" w:pos="9628"/>
         </w:tabs>
-        <w:spacing w:after="0" w:line="360" w:lineRule="auto"/>
-        <w:rPr>
-          <w:rFonts w:ascii="Times New Roman" w:eastAsiaTheme="minorEastAsia" w:hAnsi="Times New Roman" w:cs="Times New Roman"/>
+        <w:rPr>
+          <w:rFonts w:eastAsiaTheme="minorEastAsia"/>
           <w:noProof/>
-          <w:sz w:val="28"/>
-          <w:szCs w:val="28"/>
           <w:lang w:eastAsia="ru-RU"/>
         </w:rPr>
       </w:pPr>
-      <w:hyperlink w:anchor="_Toc199469853" w:history="1">
+      <w:hyperlink w:anchor="_Toc200355632" w:history="1">
         <w:r>
           <w:rPr>
             <w:rStyle w:val="aa"/>
-            <w:rFonts w:ascii="Times New Roman" w:hAnsi="Times New Roman" w:cs="Times New Roman"/>
             <w:noProof/>
-            <w:sz w:val="28"/>
-            <w:szCs w:val="28"/>
           </w:rPr>
-          <w:t>3. Выполнение запросов к БД</w:t>
+          <w:t>3. Создание БД</w:t>
         </w:r>
         <w:r>
           <w:rPr>
-            <w:rFonts w:ascii="Times New Roman" w:hAnsi="Times New Roman" w:cs="Times New Roman"/>
             <w:noProof/>
             <w:webHidden/>
-            <w:sz w:val="28"/>
-            <w:szCs w:val="28"/>
           </w:rPr>
           <w:tab/>
         </w:r>
         <w:r>
           <w:rPr>
-            <w:rFonts w:ascii="Times New Roman" w:hAnsi="Times New Roman" w:cs="Times New Roman"/>
             <w:noProof/>
             <w:webHidden/>
-            <w:sz w:val="28"/>
-            <w:szCs w:val="28"/>
           </w:rPr>
           <w:fldChar w:fldCharType="begin"/>
         </w:r>
         <w:r>
           <w:rPr>
-            <w:rFonts w:ascii="Times New Roman" w:hAnsi="Times New Roman" w:cs="Times New Roman"/>
             <w:noProof/>
             <w:webHidden/>
-            <w:sz w:val="28"/>
-            <w:szCs w:val="28"/>
           </w:rPr>
-          <w:instrText xml:space="preserve"> PAGEREF _Toc199469853 \h </w:instrText>
+          <w:instrText xml:space="preserve"> PAGEREF _Toc200355632 \h </w:instrText>
         </w:r>
         <w:r>
           <w:rPr>
-            <w:rFonts w:ascii="Times New Roman" w:hAnsi="Times New Roman" w:cs="Times New Roman"/>
             <w:noProof/>
             <w:webHidden/>
-            <w:sz w:val="28"/>
-            <w:szCs w:val="28"/>
           </w:rPr>
         </w:r>
         <w:r>
           <w:rPr>
-            <w:rFonts w:ascii="Times New Roman" w:hAnsi="Times New Roman" w:cs="Times New Roman"/>
             <w:noProof/>
             <w:webHidden/>
-            <w:sz w:val="28"/>
-            <w:szCs w:val="28"/>
           </w:rPr>
           <w:fldChar w:fldCharType="separate"/>
         </w:r>
         <w:r>
           <w:rPr>
-            <w:rFonts w:ascii="Times New Roman" w:hAnsi="Times New Roman" w:cs="Times New Roman"/>
             <w:noProof/>
             <w:webHidden/>
-            <w:sz w:val="28"/>
-            <w:szCs w:val="28"/>
           </w:rPr>
-          <w:t>9</w:t>
+          <w:t>10</w:t>
         </w:r>
         <w:r>
           <w:rPr>
-            <w:rFonts w:ascii="Times New Roman" w:hAnsi="Times New Roman" w:cs="Times New Roman"/>
             <w:noProof/>
             <w:webHidden/>
-            <w:sz w:val="28"/>
-            <w:szCs w:val="28"/>
           </w:rPr>
           <w:fldChar w:fldCharType="end"/>
         </w:r>
@@ -1311,92 +1203,65 @@
         <w:tabs>
           <w:tab w:val="right" w:leader="dot" w:pos="9628"/>
         </w:tabs>
-        <w:spacing w:after="0" w:line="360" w:lineRule="auto"/>
-        <w:rPr>
-          <w:rFonts w:ascii="Times New Roman" w:eastAsiaTheme="minorEastAsia" w:hAnsi="Times New Roman" w:cs="Times New Roman"/>
+        <w:rPr>
+          <w:rFonts w:eastAsiaTheme="minorEastAsia"/>
           <w:noProof/>
-          <w:sz w:val="28"/>
-          <w:szCs w:val="28"/>
           <w:lang w:eastAsia="ru-RU"/>
         </w:rPr>
       </w:pPr>
-      <w:hyperlink w:anchor="_Toc199469854" w:history="1">
+      <w:hyperlink w:anchor="_Toc200355633" w:history="1">
         <w:r>
           <w:rPr>
             <w:rStyle w:val="aa"/>
-            <w:rFonts w:ascii="Times New Roman" w:hAnsi="Times New Roman" w:cs="Times New Roman"/>
             <w:noProof/>
-            <w:sz w:val="28"/>
-            <w:szCs w:val="28"/>
           </w:rPr>
-          <w:t>4. Реализация графического интерфейса для ИС</w:t>
+          <w:t>4. Выполнение запросов к БД</w:t>
         </w:r>
         <w:r>
           <w:rPr>
-            <w:rFonts w:ascii="Times New Roman" w:hAnsi="Times New Roman" w:cs="Times New Roman"/>
             <w:noProof/>
             <w:webHidden/>
-            <w:sz w:val="28"/>
-            <w:szCs w:val="28"/>
           </w:rPr>
           <w:tab/>
         </w:r>
         <w:r>
           <w:rPr>
-            <w:rFonts w:ascii="Times New Roman" w:hAnsi="Times New Roman" w:cs="Times New Roman"/>
             <w:noProof/>
             <w:webHidden/>
-            <w:sz w:val="28"/>
-            <w:szCs w:val="28"/>
           </w:rPr>
           <w:fldChar w:fldCharType="begin"/>
         </w:r>
         <w:r>
           <w:rPr>
-            <w:rFonts w:ascii="Times New Roman" w:hAnsi="Times New Roman" w:cs="Times New Roman"/>
             <w:noProof/>
             <w:webHidden/>
-            <w:sz w:val="28"/>
-            <w:szCs w:val="28"/>
           </w:rPr>
-          <w:instrText xml:space="preserve"> PAGEREF _Toc199469854 \h </w:instrText>
+          <w:instrText xml:space="preserve"> PAGEREF _Toc200355633 \h </w:instrText>
         </w:r>
         <w:r>
           <w:rPr>
-            <w:rFonts w:ascii="Times New Roman" w:hAnsi="Times New Roman" w:cs="Times New Roman"/>
             <w:noProof/>
             <w:webHidden/>
-            <w:sz w:val="28"/>
-            <w:szCs w:val="28"/>
           </w:rPr>
         </w:r>
         <w:r>
           <w:rPr>
-            <w:rFonts w:ascii="Times New Roman" w:hAnsi="Times New Roman" w:cs="Times New Roman"/>
             <w:noProof/>
             <w:webHidden/>
-            <w:sz w:val="28"/>
-            <w:szCs w:val="28"/>
           </w:rPr>
           <w:fldChar w:fldCharType="separate"/>
         </w:r>
         <w:r>
           <w:rPr>
-            <w:rFonts w:ascii="Times New Roman" w:hAnsi="Times New Roman" w:cs="Times New Roman"/>
             <w:noProof/>
             <w:webHidden/>
-            <w:sz w:val="28"/>
-            <w:szCs w:val="28"/>
           </w:rPr>
-          <w:t>10</w:t>
+          <w:t>11</w:t>
         </w:r>
         <w:r>
           <w:rPr>
-            <w:rFonts w:ascii="Times New Roman" w:hAnsi="Times New Roman" w:cs="Times New Roman"/>
             <w:noProof/>
             <w:webHidden/>
-            <w:sz w:val="28"/>
-            <w:szCs w:val="28"/>
           </w:rPr>
           <w:fldChar w:fldCharType="end"/>
         </w:r>
@@ -1408,92 +1273,142 @@
         <w:tabs>
           <w:tab w:val="right" w:leader="dot" w:pos="9628"/>
         </w:tabs>
-        <w:spacing w:after="0" w:line="360" w:lineRule="auto"/>
-        <w:rPr>
-          <w:rFonts w:ascii="Times New Roman" w:eastAsiaTheme="minorEastAsia" w:hAnsi="Times New Roman" w:cs="Times New Roman"/>
+        <w:rPr>
+          <w:rFonts w:eastAsiaTheme="minorEastAsia"/>
           <w:noProof/>
-          <w:sz w:val="28"/>
-          <w:szCs w:val="28"/>
           <w:lang w:eastAsia="ru-RU"/>
         </w:rPr>
       </w:pPr>
-      <w:hyperlink w:anchor="_Toc199469855" w:history="1">
+      <w:hyperlink w:anchor="_Toc200355634" w:history="1">
         <w:r>
           <w:rPr>
             <w:rStyle w:val="aa"/>
-            <w:rFonts w:ascii="Times New Roman" w:hAnsi="Times New Roman" w:cs="Times New Roman"/>
             <w:noProof/>
-            <w:sz w:val="28"/>
-            <w:szCs w:val="28"/>
+          </w:rPr>
+          <w:t>5. Реализация графического интерфейса для И</w:t>
+        </w:r>
+        <w:r>
+          <w:rPr>
+            <w:rStyle w:val="aa"/>
+            <w:noProof/>
+          </w:rPr>
+          <w:t>С</w:t>
+        </w:r>
+        <w:r>
+          <w:rPr>
+            <w:noProof/>
+            <w:webHidden/>
+          </w:rPr>
+          <w:tab/>
+        </w:r>
+        <w:r>
+          <w:rPr>
+            <w:noProof/>
+            <w:webHidden/>
+          </w:rPr>
+          <w:fldChar w:fldCharType="begin"/>
+        </w:r>
+        <w:r>
+          <w:rPr>
+            <w:noProof/>
+            <w:webHidden/>
+          </w:rPr>
+          <w:instrText xml:space="preserve"> PAGEREF _Toc200355634 \h </w:instrText>
+        </w:r>
+        <w:r>
+          <w:rPr>
+            <w:noProof/>
+            <w:webHidden/>
+          </w:rPr>
+        </w:r>
+        <w:r>
+          <w:rPr>
+            <w:noProof/>
+            <w:webHidden/>
+          </w:rPr>
+          <w:fldChar w:fldCharType="separate"/>
+        </w:r>
+        <w:r>
+          <w:rPr>
+            <w:noProof/>
+            <w:webHidden/>
+          </w:rPr>
+          <w:t>12</w:t>
+        </w:r>
+        <w:r>
+          <w:rPr>
+            <w:noProof/>
+            <w:webHidden/>
+          </w:rPr>
+          <w:fldChar w:fldCharType="end"/>
+        </w:r>
+      </w:hyperlink>
+    </w:p>
+    <w:p>
+      <w:pPr>
+        <w:pStyle w:val="11"/>
+        <w:tabs>
+          <w:tab w:val="right" w:leader="dot" w:pos="9628"/>
+        </w:tabs>
+        <w:rPr>
+          <w:rFonts w:eastAsiaTheme="minorEastAsia"/>
+          <w:noProof/>
+          <w:lang w:eastAsia="ru-RU"/>
+        </w:rPr>
+      </w:pPr>
+      <w:hyperlink w:anchor="_Toc200355635" w:history="1">
+        <w:r>
+          <w:rPr>
+            <w:rStyle w:val="aa"/>
+            <w:noProof/>
           </w:rPr>
           <w:t>Заключение</w:t>
         </w:r>
         <w:r>
           <w:rPr>
-            <w:rFonts w:ascii="Times New Roman" w:hAnsi="Times New Roman" w:cs="Times New Roman"/>
             <w:noProof/>
             <w:webHidden/>
-            <w:sz w:val="28"/>
-            <w:szCs w:val="28"/>
           </w:rPr>
           <w:tab/>
         </w:r>
         <w:r>
           <w:rPr>
-            <w:rFonts w:ascii="Times New Roman" w:hAnsi="Times New Roman" w:cs="Times New Roman"/>
             <w:noProof/>
             <w:webHidden/>
-            <w:sz w:val="28"/>
-            <w:szCs w:val="28"/>
           </w:rPr>
           <w:fldChar w:fldCharType="begin"/>
         </w:r>
         <w:r>
           <w:rPr>
-            <w:rFonts w:ascii="Times New Roman" w:hAnsi="Times New Roman" w:cs="Times New Roman"/>
             <w:noProof/>
             <w:webHidden/>
-            <w:sz w:val="28"/>
-            <w:szCs w:val="28"/>
           </w:rPr>
-          <w:instrText xml:space="preserve"> PAGEREF _Toc199469855 \h </w:instrText>
+          <w:instrText xml:space="preserve"> PAGEREF _Toc200355635 \h </w:instrText>
         </w:r>
         <w:r>
           <w:rPr>
-            <w:rFonts w:ascii="Times New Roman" w:hAnsi="Times New Roman" w:cs="Times New Roman"/>
             <w:noProof/>
             <w:webHidden/>
-            <w:sz w:val="28"/>
-            <w:szCs w:val="28"/>
           </w:rPr>
         </w:r>
         <w:r>
           <w:rPr>
-            <w:rFonts w:ascii="Times New Roman" w:hAnsi="Times New Roman" w:cs="Times New Roman"/>
             <w:noProof/>
             <w:webHidden/>
-            <w:sz w:val="28"/>
-            <w:szCs w:val="28"/>
           </w:rPr>
           <w:fldChar w:fldCharType="separate"/>
         </w:r>
         <w:r>
           <w:rPr>
-            <w:rFonts w:ascii="Times New Roman" w:hAnsi="Times New Roman" w:cs="Times New Roman"/>
             <w:noProof/>
             <w:webHidden/>
-            <w:sz w:val="28"/>
-            <w:szCs w:val="28"/>
           </w:rPr>
-          <w:t>11</w:t>
+          <w:t>13</w:t>
         </w:r>
         <w:r>
           <w:rPr>
-            <w:rFonts w:ascii="Times New Roman" w:hAnsi="Times New Roman" w:cs="Times New Roman"/>
             <w:noProof/>
             <w:webHidden/>
-            <w:sz w:val="28"/>
-            <w:szCs w:val="28"/>
           </w:rPr>
           <w:fldChar w:fldCharType="end"/>
         </w:r>
@@ -1531,7 +1446,7 @@
           <w:lang w:eastAsia="ar-SA"/>
         </w:rPr>
       </w:pPr>
-      <w:bookmarkStart w:id="0" w:name="_Toc199469850"/>
+      <w:bookmarkStart w:id="0" w:name="_Toc200355629"/>
       <w:r>
         <w:lastRenderedPageBreak/>
         <w:t>Введение</w:t>
@@ -1771,7 +1686,7 @@
       <w:pPr>
         <w:pStyle w:val="1"/>
       </w:pPr>
-      <w:bookmarkStart w:id="1" w:name="_Toc199469851"/>
+      <w:bookmarkStart w:id="1" w:name="_Toc200355630"/>
       <w:r>
         <w:lastRenderedPageBreak/>
         <w:t xml:space="preserve">1. </w:t>
@@ -2033,7 +1948,7 @@
       <w:pPr>
         <w:pStyle w:val="1"/>
       </w:pPr>
-      <w:bookmarkStart w:id="2" w:name="_Toc199469852"/>
+      <w:bookmarkStart w:id="2" w:name="_Toc200355631"/>
       <w:r>
         <w:lastRenderedPageBreak/>
         <w:t xml:space="preserve">2. </w:t>
@@ -2494,15 +2409,7 @@
           <w:sz w:val="28"/>
           <w:szCs w:val="28"/>
         </w:rPr>
-        <w:t>Хранит информацию о</w:t>
-      </w:r>
-      <w:r>
-        <w:rPr>
-          <w:rFonts w:ascii="Times New Roman" w:hAnsi="Times New Roman" w:cs="Times New Roman"/>
-          <w:sz w:val="28"/>
-          <w:szCs w:val="28"/>
-        </w:rPr>
-        <w:t xml:space="preserve"> товарах. </w:t>
+        <w:t xml:space="preserve">Хранит информацию о товарах. </w:t>
       </w:r>
       <w:r>
         <w:rPr>
@@ -3472,15 +3379,7 @@
           <w:sz w:val="28"/>
           <w:szCs w:val="28"/>
         </w:rPr>
-        <w:t xml:space="preserve"> </w:t>
-      </w:r>
-      <w:r>
-        <w:rPr>
-          <w:rFonts w:ascii="Times New Roman" w:hAnsi="Times New Roman" w:cs="Times New Roman"/>
-          <w:sz w:val="28"/>
-          <w:szCs w:val="28"/>
-        </w:rPr>
-        <w:t>и сохранить производительность</w:t>
+        <w:t xml:space="preserve"> и сохранить производительность</w:t>
       </w:r>
       <w:r>
         <w:rPr>
@@ -3514,16 +3413,7 @@
           <w:sz w:val="28"/>
           <w:szCs w:val="28"/>
         </w:rPr>
-        <w:t>п</w:t>
-      </w:r>
-      <w:r>
-        <w:rPr>
-          <w:rFonts w:ascii="Times New Roman" w:hAnsi="Times New Roman" w:cs="Times New Roman"/>
-          <w:i/>
-          <w:sz w:val="28"/>
-          <w:szCs w:val="28"/>
-        </w:rPr>
-        <w:t xml:space="preserve">олучить перечень поставщиков, поставляющих указанный вид товара, в объеме, не </w:t>
+        <w:t xml:space="preserve">получить перечень поставщиков, поставляющих указанный вид товара, в объеме, не </w:t>
       </w:r>
       <w:proofErr w:type="gramStart"/>
       <w:r>
@@ -4412,16 +4302,7 @@
           <w:sz w:val="28"/>
           <w:szCs w:val="28"/>
         </w:rPr>
-        <w:t>п</w:t>
-      </w:r>
-      <w:r>
-        <w:rPr>
-          <w:rFonts w:ascii="Times New Roman" w:hAnsi="Times New Roman" w:cs="Times New Roman"/>
-          <w:i/>
-          <w:sz w:val="28"/>
-          <w:szCs w:val="28"/>
-        </w:rPr>
-        <w:t>олучить данные о заработной плате продавцов по конкретной торговой точке</w:t>
+        <w:t>получить данные о заработной плате продавцов по конкретной торговой точке</w:t>
       </w:r>
       <w:r>
         <w:rPr>
@@ -4822,15 +4703,7 @@
           <w:sz w:val="28"/>
           <w:szCs w:val="28"/>
         </w:rPr>
-        <w:t xml:space="preserve"> </w:t>
-      </w:r>
-      <w:r>
-        <w:rPr>
-          <w:rFonts w:ascii="Times New Roman" w:hAnsi="Times New Roman" w:cs="Times New Roman"/>
-          <w:sz w:val="28"/>
-          <w:szCs w:val="28"/>
-        </w:rPr>
-        <w:t>упрощает получение информации о количестве того или иного товара на определенной торговой точке</w:t>
+        <w:t xml:space="preserve"> упрощает получение информации о количестве того или иного товара на определенной торговой точке</w:t>
       </w:r>
       <w:r>
         <w:rPr>
@@ -5784,15 +5657,7 @@
           <w:sz w:val="28"/>
           <w:szCs w:val="28"/>
         </w:rPr>
-        <w:t xml:space="preserve"> и </w:t>
-      </w:r>
-      <w:r>
-        <w:rPr>
-          <w:rFonts w:ascii="Times New Roman" w:hAnsi="Times New Roman" w:cs="Times New Roman"/>
-          <w:sz w:val="28"/>
-          <w:szCs w:val="28"/>
-        </w:rPr>
-        <w:t>количество</w:t>
+        <w:t xml:space="preserve"> и количество</w:t>
       </w:r>
       <w:r>
         <w:rPr>
@@ -5868,15 +5733,7 @@
           <w:sz w:val="28"/>
           <w:szCs w:val="28"/>
         </w:rPr>
-        <w:t xml:space="preserve"> </w:t>
-      </w:r>
-      <w:r>
-        <w:rPr>
-          <w:rFonts w:ascii="Times New Roman" w:hAnsi="Times New Roman" w:cs="Times New Roman"/>
-          <w:sz w:val="28"/>
-          <w:szCs w:val="28"/>
-        </w:rPr>
-        <w:t xml:space="preserve">Имя товара дублируется, чтобы избежать </w:t>
+        <w:t xml:space="preserve"> Имя товара дублируется, чтобы избежать </w:t>
       </w:r>
       <w:proofErr w:type="spellStart"/>
       <w:r>
@@ -6287,15 +6144,7 @@
           <w:sz w:val="28"/>
           <w:szCs w:val="28"/>
         </w:rPr>
-        <w:t xml:space="preserve">идентификатор поставщика </w:t>
-      </w:r>
-      <w:r>
-        <w:rPr>
-          <w:rFonts w:ascii="Times New Roman" w:hAnsi="Times New Roman" w:cs="Times New Roman"/>
-          <w:sz w:val="28"/>
-          <w:szCs w:val="28"/>
-        </w:rPr>
-        <w:t>(</w:t>
+        <w:t>идентификатор поставщика (</w:t>
       </w:r>
       <w:proofErr w:type="spellStart"/>
       <w:r>
@@ -6495,15 +6344,7 @@
           <w:sz w:val="28"/>
           <w:szCs w:val="28"/>
         </w:rPr>
-        <w:t xml:space="preserve"> </w:t>
-      </w:r>
-      <w:r>
-        <w:rPr>
-          <w:rFonts w:ascii="Times New Roman" w:hAnsi="Times New Roman" w:cs="Times New Roman"/>
-          <w:sz w:val="28"/>
-          <w:szCs w:val="28"/>
-        </w:rPr>
-        <w:t>и сохранить производительность</w:t>
+        <w:t xml:space="preserve"> и сохранить производительность</w:t>
       </w:r>
       <w:r>
         <w:rPr>
@@ -6528,16 +6369,7 @@
           <w:sz w:val="28"/>
           <w:szCs w:val="28"/>
         </w:rPr>
-        <w:t>п</w:t>
-      </w:r>
-      <w:r>
-        <w:rPr>
-          <w:rFonts w:ascii="Times New Roman" w:hAnsi="Times New Roman" w:cs="Times New Roman"/>
-          <w:i/>
-          <w:sz w:val="28"/>
-          <w:szCs w:val="28"/>
-        </w:rPr>
-        <w:t>олучить сведения о поставках определенного товара указанным поставщиком за некоторый период</w:t>
+        <w:t>получить сведения о поставках определенного товара указанным поставщиком за некоторый период</w:t>
       </w:r>
       <w:r>
         <w:rPr>
@@ -7578,7 +7410,6 @@
         </w:rPr>
         <w:t xml:space="preserve"> торговой точки (</w:t>
       </w:r>
-      <w:bookmarkStart w:id="3" w:name="_GoBack"/>
       <w:r>
         <w:rPr>
           <w:rFonts w:ascii="Times New Roman" w:hAnsi="Times New Roman" w:cs="Times New Roman"/>
@@ -7589,7 +7420,6 @@
         </w:rPr>
         <w:t>outlet</w:t>
       </w:r>
-      <w:bookmarkEnd w:id="3"/>
       <w:r>
         <w:rPr>
           <w:rFonts w:ascii="Times New Roman" w:hAnsi="Times New Roman" w:cs="Times New Roman"/>
@@ -7824,25 +7654,7 @@
           <w:sz w:val="28"/>
           <w:szCs w:val="28"/>
         </w:rPr>
-        <w:t>не дублируется, так как по приложенным видам запросов в информационной системы нет необходимости делать выборку по распределённым товарам</w:t>
-      </w:r>
-      <w:proofErr w:type="gramStart"/>
-      <w:r>
-        <w:rPr>
-          <w:rFonts w:ascii="Times New Roman" w:hAnsi="Times New Roman" w:cs="Times New Roman"/>
-          <w:sz w:val="28"/>
-          <w:szCs w:val="28"/>
-        </w:rPr>
-        <w:t>.</w:t>
-      </w:r>
-      <w:proofErr w:type="gramEnd"/>
-      <w:r>
-        <w:rPr>
-          <w:rFonts w:ascii="Times New Roman" w:hAnsi="Times New Roman" w:cs="Times New Roman"/>
-          <w:sz w:val="28"/>
-          <w:szCs w:val="28"/>
-        </w:rPr>
-        <w:t xml:space="preserve"> Соответственно, предполагается, что данные запросы будут делаться не часто</w:t>
+        <w:t>не дублируется, так как по приложенным видам запросов в информационной системы нет необходимости делать выборку по распределённым товарам. Соответственно, предполагается, что данные запросы будут делаться не часто</w:t>
       </w:r>
       <w:r>
         <w:rPr>
@@ -8560,15 +8372,7 @@
           <w:sz w:val="28"/>
           <w:szCs w:val="28"/>
         </w:rPr>
-        <w:t xml:space="preserve">запросы </w:t>
-      </w:r>
-      <w:r>
-        <w:rPr>
-          <w:rFonts w:ascii="Times New Roman" w:hAnsi="Times New Roman" w:cs="Times New Roman"/>
-          <w:sz w:val="28"/>
-          <w:szCs w:val="28"/>
-        </w:rPr>
-        <w:t xml:space="preserve">к коллекции </w:t>
+        <w:t xml:space="preserve">запросы к коллекции </w:t>
       </w:r>
       <w:r>
         <w:rPr>
@@ -8594,16 +8398,7 @@
           <w:sz w:val="28"/>
           <w:szCs w:val="28"/>
         </w:rPr>
-        <w:t xml:space="preserve"> п</w:t>
-      </w:r>
-      <w:r>
-        <w:rPr>
-          <w:rFonts w:ascii="Times New Roman" w:hAnsi="Times New Roman" w:cs="Times New Roman"/>
-          <w:i/>
-          <w:sz w:val="28"/>
-          <w:szCs w:val="28"/>
-        </w:rPr>
-        <w:t>олучить данные о выработке отдельно взятого продавца отдельно взятой торговой точки за указанный период</w:t>
+        <w:t xml:space="preserve"> получить данные о выработке отдельно взятого продавца отдельно взятой торговой точки за указанный период</w:t>
       </w:r>
       <w:r>
         <w:rPr>
@@ -9112,15 +8907,33 @@
           <w:sz w:val="28"/>
           <w:szCs w:val="28"/>
         </w:rPr>
-        <w:t>запрос</w:t>
-      </w:r>
-      <w:r>
-        <w:rPr>
-          <w:rFonts w:ascii="Times New Roman" w:hAnsi="Times New Roman" w:cs="Times New Roman"/>
-          <w:sz w:val="28"/>
-          <w:szCs w:val="28"/>
-        </w:rPr>
-        <w:t>ы</w:t>
+        <w:t xml:space="preserve">запросы </w:t>
+      </w:r>
+      <w:r>
+        <w:rPr>
+          <w:rFonts w:ascii="Times New Roman" w:hAnsi="Times New Roman" w:cs="Times New Roman"/>
+          <w:sz w:val="28"/>
+          <w:szCs w:val="28"/>
+        </w:rPr>
+        <w:t xml:space="preserve">к коллекции </w:t>
+      </w:r>
+      <w:proofErr w:type="spellStart"/>
+      <w:r>
+        <w:rPr>
+          <w:rFonts w:ascii="Times New Roman" w:hAnsi="Times New Roman" w:cs="Times New Roman"/>
+          <w:sz w:val="28"/>
+          <w:szCs w:val="28"/>
+        </w:rPr>
+        <w:t>products</w:t>
+      </w:r>
+      <w:proofErr w:type="spellEnd"/>
+      <w:r>
+        <w:rPr>
+          <w:rFonts w:ascii="Times New Roman" w:hAnsi="Times New Roman" w:cs="Times New Roman"/>
+          <w:sz w:val="28"/>
+          <w:szCs w:val="28"/>
+        </w:rPr>
+        <w:t xml:space="preserve"> (например, когда необходимо</w:t>
       </w:r>
       <w:r>
         <w:rPr>
@@ -9133,54 +8946,11 @@
       <w:r>
         <w:rPr>
           <w:rFonts w:ascii="Times New Roman" w:hAnsi="Times New Roman" w:cs="Times New Roman"/>
-          <w:sz w:val="28"/>
-          <w:szCs w:val="28"/>
-        </w:rPr>
-        <w:t xml:space="preserve">к коллекции </w:t>
-      </w:r>
-      <w:proofErr w:type="spellStart"/>
-      <w:r>
-        <w:rPr>
-          <w:rFonts w:ascii="Times New Roman" w:hAnsi="Times New Roman" w:cs="Times New Roman"/>
-          <w:sz w:val="28"/>
-          <w:szCs w:val="28"/>
-        </w:rPr>
-        <w:t>products</w:t>
-      </w:r>
-      <w:proofErr w:type="spellEnd"/>
-      <w:r>
-        <w:rPr>
-          <w:rFonts w:ascii="Times New Roman" w:hAnsi="Times New Roman" w:cs="Times New Roman"/>
-          <w:sz w:val="28"/>
-          <w:szCs w:val="28"/>
-        </w:rPr>
-        <w:t xml:space="preserve"> (например, когда необходимо</w:t>
-      </w:r>
-      <w:r>
-        <w:rPr>
-          <w:rFonts w:ascii="Times New Roman" w:hAnsi="Times New Roman" w:cs="Times New Roman"/>
-          <w:sz w:val="28"/>
-          <w:szCs w:val="28"/>
-        </w:rPr>
-        <w:t xml:space="preserve"> </w:t>
-      </w:r>
-      <w:r>
-        <w:rPr>
-          <w:rFonts w:ascii="Times New Roman" w:hAnsi="Times New Roman" w:cs="Times New Roman"/>
           <w:i/>
           <w:sz w:val="28"/>
           <w:szCs w:val="28"/>
         </w:rPr>
-        <w:t>п</w:t>
-      </w:r>
-      <w:r>
-        <w:rPr>
-          <w:rFonts w:ascii="Times New Roman" w:hAnsi="Times New Roman" w:cs="Times New Roman"/>
-          <w:i/>
-          <w:sz w:val="28"/>
-          <w:szCs w:val="28"/>
-        </w:rPr>
-        <w:t>олучить данные об объеме продаж указанного товара за некоторый период по торговым точкам заданного типа</w:t>
+        <w:t>получить данные об объеме продаж указанного товара за некоторый период по торговым точкам заданного типа</w:t>
       </w:r>
       <w:r>
         <w:rPr>
@@ -9198,6 +8968,97 @@
         </w:rPr>
         <w:t>.</w:t>
       </w:r>
+    </w:p>
+    <w:p>
+      <w:pPr>
+        <w:spacing w:after="0" w:line="360" w:lineRule="auto"/>
+        <w:jc w:val="both"/>
+        <w:rPr>
+          <w:rFonts w:ascii="Times New Roman" w:hAnsi="Times New Roman" w:cs="Times New Roman"/>
+          <w:noProof/>
+          <w:sz w:val="28"/>
+          <w:szCs w:val="28"/>
+          <w:lang w:eastAsia="ru-RU"/>
+        </w:rPr>
+      </w:pPr>
+      <w:r>
+        <w:rPr>
+          <w:rFonts w:ascii="Times New Roman" w:hAnsi="Times New Roman" w:cs="Times New Roman"/>
+          <w:noProof/>
+          <w:sz w:val="28"/>
+          <w:szCs w:val="28"/>
+          <w:lang w:eastAsia="ru-RU"/>
+        </w:rPr>
+        <w:drawing>
+          <wp:inline distT="0" distB="0" distL="0" distR="0" wp14:anchorId="14E84AF1" wp14:editId="7B44F481">
+            <wp:extent cx="6120130" cy="5349508"/>
+            <wp:effectExtent l="0" t="0" r="0" b="3810"/>
+            <wp:docPr id="1" name="Рисунок 1"/>
+            <wp:cNvGraphicFramePr>
+              <a:graphicFrameLocks xmlns:a="http://schemas.openxmlformats.org/drawingml/2006/main" noChangeAspect="1"/>
+            </wp:cNvGraphicFramePr>
+            <a:graphic xmlns:a="http://schemas.openxmlformats.org/drawingml/2006/main">
+              <a:graphicData uri="http://schemas.openxmlformats.org/drawingml/2006/picture">
+                <pic:pic xmlns:pic="http://schemas.openxmlformats.org/drawingml/2006/picture">
+                  <pic:nvPicPr>
+                    <pic:cNvPr id="0" name=""/>
+                    <pic:cNvPicPr/>
+                  </pic:nvPicPr>
+                  <pic:blipFill>
+                    <a:blip r:embed="rId11"/>
+                    <a:stretch>
+                      <a:fillRect/>
+                    </a:stretch>
+                  </pic:blipFill>
+                  <pic:spPr>
+                    <a:xfrm>
+                      <a:off x="0" y="0"/>
+                      <a:ext cx="6120130" cy="5349508"/>
+                    </a:xfrm>
+                    <a:prstGeom prst="rect">
+                      <a:avLst/>
+                    </a:prstGeom>
+                  </pic:spPr>
+                </pic:pic>
+              </a:graphicData>
+            </a:graphic>
+          </wp:inline>
+        </w:drawing>
+      </w:r>
+    </w:p>
+    <w:p>
+      <w:pPr>
+        <w:rPr>
+          <w:rFonts w:ascii="Times New Roman" w:hAnsi="Times New Roman" w:cs="Times New Roman"/>
+          <w:sz w:val="28"/>
+          <w:szCs w:val="28"/>
+        </w:rPr>
+      </w:pPr>
+      <w:r>
+        <w:rPr>
+          <w:rFonts w:ascii="Times New Roman" w:hAnsi="Times New Roman" w:cs="Times New Roman"/>
+          <w:sz w:val="28"/>
+          <w:szCs w:val="28"/>
+        </w:rPr>
+        <w:br w:type="page"/>
+      </w:r>
+    </w:p>
+    <w:p>
+      <w:pPr>
+        <w:pStyle w:val="1"/>
+      </w:pPr>
+      <w:bookmarkStart w:id="3" w:name="_Toc200355632"/>
+      <w:r>
+        <w:lastRenderedPageBreak/>
+        <w:t xml:space="preserve">3. </w:t>
+      </w:r>
+      <w:r>
+        <w:t>Создание</w:t>
+      </w:r>
+      <w:r>
+        <w:t xml:space="preserve"> БД</w:t>
+      </w:r>
+      <w:bookmarkEnd w:id="3"/>
     </w:p>
     <w:p>
       <w:pPr>
@@ -9206,12 +9067,209 @@
         <w:jc w:val="both"/>
         <w:rPr>
           <w:rFonts w:ascii="Times New Roman" w:hAnsi="Times New Roman" w:cs="Times New Roman"/>
-          <w:noProof/>
-          <w:sz w:val="28"/>
-          <w:szCs w:val="28"/>
-          <w:lang w:eastAsia="ru-RU"/>
-        </w:rPr>
-      </w:pPr>
+          <w:sz w:val="28"/>
+          <w:szCs w:val="28"/>
+        </w:rPr>
+      </w:pPr>
+      <w:r>
+        <w:rPr>
+          <w:rFonts w:ascii="Times New Roman" w:hAnsi="Times New Roman" w:cs="Times New Roman"/>
+          <w:sz w:val="28"/>
+          <w:szCs w:val="28"/>
+        </w:rPr>
+        <w:t>В</w:t>
+      </w:r>
+      <w:r>
+        <w:rPr>
+          <w:rFonts w:ascii="Times New Roman" w:hAnsi="Times New Roman" w:cs="Times New Roman"/>
+          <w:sz w:val="28"/>
+          <w:szCs w:val="28"/>
+          <w:lang w:val="en-US"/>
+        </w:rPr>
+        <w:t xml:space="preserve"> </w:t>
+      </w:r>
+      <w:proofErr w:type="spellStart"/>
+      <w:r>
+        <w:rPr>
+          <w:rFonts w:ascii="Times New Roman" w:hAnsi="Times New Roman" w:cs="Times New Roman"/>
+          <w:sz w:val="28"/>
+          <w:szCs w:val="28"/>
+        </w:rPr>
+        <w:t>репозитории</w:t>
+      </w:r>
+      <w:proofErr w:type="spellEnd"/>
+      <w:r>
+        <w:rPr>
+          <w:rFonts w:ascii="Times New Roman" w:hAnsi="Times New Roman" w:cs="Times New Roman"/>
+          <w:sz w:val="28"/>
+          <w:szCs w:val="28"/>
+          <w:lang w:val="en-US"/>
+        </w:rPr>
+        <w:t xml:space="preserve"> </w:t>
+      </w:r>
+      <w:r>
+        <w:rPr>
+          <w:rFonts w:ascii="Times New Roman" w:hAnsi="Times New Roman" w:cs="Times New Roman"/>
+          <w:sz w:val="28"/>
+          <w:szCs w:val="28"/>
+        </w:rPr>
+        <w:t>проекта</w:t>
+      </w:r>
+      <w:r>
+        <w:rPr>
+          <w:rFonts w:ascii="Times New Roman" w:hAnsi="Times New Roman" w:cs="Times New Roman"/>
+          <w:sz w:val="28"/>
+          <w:szCs w:val="28"/>
+          <w:lang w:val="en-US"/>
+        </w:rPr>
+        <w:t xml:space="preserve"> </w:t>
+      </w:r>
+      <w:r>
+        <w:rPr>
+          <w:rFonts w:ascii="Times New Roman" w:hAnsi="Times New Roman" w:cs="Times New Roman"/>
+          <w:sz w:val="28"/>
+          <w:szCs w:val="28"/>
+        </w:rPr>
+        <w:t>в</w:t>
+      </w:r>
+      <w:r>
+        <w:rPr>
+          <w:rFonts w:ascii="Times New Roman" w:hAnsi="Times New Roman" w:cs="Times New Roman"/>
+          <w:sz w:val="28"/>
+          <w:szCs w:val="28"/>
+          <w:lang w:val="en-US"/>
+        </w:rPr>
+        <w:t xml:space="preserve"> </w:t>
+      </w:r>
+      <w:r>
+        <w:rPr>
+          <w:rFonts w:ascii="Times New Roman" w:hAnsi="Times New Roman" w:cs="Times New Roman"/>
+          <w:sz w:val="28"/>
+          <w:szCs w:val="28"/>
+        </w:rPr>
+        <w:t>папке</w:t>
+      </w:r>
+      <w:r>
+        <w:rPr>
+          <w:rFonts w:ascii="Times New Roman" w:hAnsi="Times New Roman" w:cs="Times New Roman"/>
+          <w:sz w:val="28"/>
+          <w:szCs w:val="28"/>
+          <w:lang w:val="en-US"/>
+        </w:rPr>
+        <w:t xml:space="preserve"> </w:t>
+      </w:r>
+      <w:r>
+        <w:rPr>
+          <w:rFonts w:ascii="Times New Roman" w:hAnsi="Times New Roman" w:cs="Times New Roman"/>
+          <w:sz w:val="28"/>
+          <w:szCs w:val="28"/>
+          <w:lang w:val="en-US"/>
+        </w:rPr>
+        <w:t>models</w:t>
+      </w:r>
+      <w:r>
+        <w:rPr>
+          <w:rFonts w:ascii="Times New Roman" w:hAnsi="Times New Roman" w:cs="Times New Roman"/>
+          <w:sz w:val="28"/>
+          <w:szCs w:val="28"/>
+          <w:lang w:val="en-US"/>
+        </w:rPr>
+        <w:t xml:space="preserve"> </w:t>
+      </w:r>
+      <w:r>
+        <w:rPr>
+          <w:rFonts w:ascii="Times New Roman" w:hAnsi="Times New Roman" w:cs="Times New Roman"/>
+          <w:sz w:val="28"/>
+          <w:szCs w:val="28"/>
+        </w:rPr>
+        <w:t>расположены</w:t>
+      </w:r>
+      <w:r>
+        <w:rPr>
+          <w:rFonts w:ascii="Times New Roman" w:hAnsi="Times New Roman" w:cs="Times New Roman"/>
+          <w:sz w:val="28"/>
+          <w:szCs w:val="28"/>
+          <w:lang w:val="en-US"/>
+        </w:rPr>
+        <w:t xml:space="preserve"> </w:t>
+      </w:r>
+      <w:r>
+        <w:rPr>
+          <w:rFonts w:ascii="Times New Roman" w:hAnsi="Times New Roman" w:cs="Times New Roman"/>
+          <w:sz w:val="28"/>
+          <w:szCs w:val="28"/>
+        </w:rPr>
+        <w:t>модели</w:t>
+      </w:r>
+      <w:r>
+        <w:rPr>
+          <w:rFonts w:ascii="Times New Roman" w:hAnsi="Times New Roman" w:cs="Times New Roman"/>
+          <w:sz w:val="28"/>
+          <w:szCs w:val="28"/>
+          <w:lang w:val="en-US"/>
+        </w:rPr>
+        <w:t xml:space="preserve"> </w:t>
+      </w:r>
+      <w:r>
+        <w:rPr>
+          <w:rFonts w:ascii="Times New Roman" w:hAnsi="Times New Roman" w:cs="Times New Roman"/>
+          <w:sz w:val="28"/>
+          <w:szCs w:val="28"/>
+        </w:rPr>
+        <w:t>коллекций</w:t>
+      </w:r>
+      <w:r>
+        <w:rPr>
+          <w:rFonts w:ascii="Times New Roman" w:hAnsi="Times New Roman" w:cs="Times New Roman"/>
+          <w:sz w:val="28"/>
+          <w:szCs w:val="28"/>
+          <w:lang w:val="en-US"/>
+        </w:rPr>
+        <w:t xml:space="preserve"> (Customer, Product, Outlet, Supplier, Q</w:t>
+      </w:r>
+      <w:r>
+        <w:rPr>
+          <w:rFonts w:ascii="Times New Roman" w:hAnsi="Times New Roman" w:cs="Times New Roman"/>
+          <w:sz w:val="28"/>
+          <w:szCs w:val="28"/>
+          <w:lang w:val="en-US"/>
+        </w:rPr>
+        <w:t>uery, Order, Distribution, Sale</w:t>
+      </w:r>
+      <w:r>
+        <w:rPr>
+          <w:rFonts w:ascii="Times New Roman" w:hAnsi="Times New Roman" w:cs="Times New Roman"/>
+          <w:sz w:val="28"/>
+          <w:szCs w:val="28"/>
+          <w:lang w:val="en-US"/>
+        </w:rPr>
+        <w:t>).</w:t>
+      </w:r>
+      <w:r>
+        <w:rPr>
+          <w:lang w:val="en-US"/>
+        </w:rPr>
+        <w:t xml:space="preserve"> </w:t>
+      </w:r>
+      <w:r>
+        <w:rPr>
+          <w:rFonts w:ascii="Times New Roman" w:hAnsi="Times New Roman" w:cs="Times New Roman"/>
+          <w:sz w:val="28"/>
+          <w:szCs w:val="28"/>
+        </w:rPr>
+        <w:t xml:space="preserve">Каждая модель отражает определённую сущность предметной области и содержит необходимые связи между коллекциями через </w:t>
+      </w:r>
+      <w:proofErr w:type="spellStart"/>
+      <w:r>
+        <w:rPr>
+          <w:rFonts w:ascii="Times New Roman" w:hAnsi="Times New Roman" w:cs="Times New Roman"/>
+          <w:sz w:val="28"/>
+          <w:szCs w:val="28"/>
+          <w:lang w:val="en-US"/>
+        </w:rPr>
+        <w:t>ObjectId</w:t>
+      </w:r>
+      <w:proofErr w:type="spellEnd"/>
     </w:p>
     <w:p>
       <w:pPr>
@@ -9224,57 +9282,46 @@
           <w:szCs w:val="28"/>
         </w:rPr>
       </w:pPr>
-    </w:p>
-    <w:p>
-      <w:pPr>
-        <w:spacing w:after="0" w:line="360" w:lineRule="auto"/>
-        <w:ind w:firstLine="708"/>
-        <w:jc w:val="both"/>
-        <w:rPr>
-          <w:rFonts w:ascii="Times New Roman" w:hAnsi="Times New Roman" w:cs="Times New Roman"/>
-          <w:sz w:val="28"/>
-          <w:szCs w:val="28"/>
-        </w:rPr>
-      </w:pPr>
-      <w:r>
-        <w:rPr>
-          <w:rFonts w:ascii="Times New Roman" w:hAnsi="Times New Roman" w:cs="Times New Roman"/>
-          <w:sz w:val="28"/>
-          <w:szCs w:val="28"/>
-        </w:rPr>
-        <w:t xml:space="preserve">Скрипт для </w:t>
-      </w:r>
-      <w:r>
-        <w:rPr>
-          <w:rFonts w:ascii="Times New Roman" w:hAnsi="Times New Roman" w:cs="Times New Roman"/>
-          <w:sz w:val="28"/>
-          <w:szCs w:val="28"/>
-        </w:rPr>
-        <w:t xml:space="preserve">заполнения базы данных </w:t>
-      </w:r>
-      <w:r>
-        <w:rPr>
-          <w:rFonts w:ascii="Times New Roman" w:hAnsi="Times New Roman" w:cs="Times New Roman"/>
-          <w:sz w:val="28"/>
-          <w:szCs w:val="28"/>
-        </w:rPr>
-        <w:t>в соответствии с заданием (</w:t>
-      </w:r>
-      <w:r>
-        <w:rPr>
-          <w:rFonts w:ascii="Times New Roman" w:hAnsi="Times New Roman" w:cs="Times New Roman"/>
-          <w:sz w:val="28"/>
-          <w:szCs w:val="28"/>
-        </w:rPr>
-        <w:t>минимум по 5 документов для каждой коллекции</w:t>
-      </w:r>
-      <w:r>
-        <w:rPr>
-          <w:rFonts w:ascii="Times New Roman" w:hAnsi="Times New Roman" w:cs="Times New Roman"/>
-          <w:sz w:val="28"/>
-          <w:szCs w:val="28"/>
-        </w:rPr>
-        <w:t xml:space="preserve">) сохранён в файле </w:t>
+      <w:r>
+        <w:rPr>
+          <w:rFonts w:ascii="Times New Roman" w:hAnsi="Times New Roman" w:cs="Times New Roman"/>
+          <w:sz w:val="28"/>
+          <w:szCs w:val="28"/>
+        </w:rPr>
+        <w:t xml:space="preserve">В папке </w:t>
+      </w:r>
+      <w:r>
+        <w:rPr>
+          <w:rFonts w:ascii="Times New Roman" w:hAnsi="Times New Roman" w:cs="Times New Roman"/>
+          <w:sz w:val="28"/>
+          <w:szCs w:val="28"/>
+          <w:lang w:val="en-US"/>
+        </w:rPr>
+        <w:t>data</w:t>
+      </w:r>
+      <w:r>
+        <w:rPr>
+          <w:rFonts w:ascii="Times New Roman" w:hAnsi="Times New Roman" w:cs="Times New Roman"/>
+          <w:sz w:val="28"/>
+          <w:szCs w:val="28"/>
+        </w:rPr>
+        <w:t xml:space="preserve"> </w:t>
+      </w:r>
+      <w:r>
+        <w:rPr>
+          <w:rFonts w:ascii="Times New Roman" w:hAnsi="Times New Roman" w:cs="Times New Roman"/>
+          <w:sz w:val="28"/>
+          <w:szCs w:val="28"/>
+        </w:rPr>
+        <w:t xml:space="preserve">расположены файлы с тестовыми данными для заполнения базы данных. </w:t>
+      </w:r>
+      <w:r>
+        <w:rPr>
+          <w:rFonts w:ascii="Times New Roman" w:hAnsi="Times New Roman" w:cs="Times New Roman"/>
+          <w:sz w:val="28"/>
+          <w:szCs w:val="28"/>
+        </w:rPr>
+        <w:t xml:space="preserve">Для заполнения базы тестовыми данными были разработаны скрипты </w:t>
       </w:r>
       <w:proofErr w:type="spellStart"/>
       <w:r>
@@ -9284,6 +9331,132 @@
           <w:szCs w:val="28"/>
           <w:lang w:val="en-US"/>
         </w:rPr>
+        <w:t>seedDatabase</w:t>
+      </w:r>
+      <w:proofErr w:type="spellEnd"/>
+      <w:r>
+        <w:rPr>
+          <w:rFonts w:ascii="Times New Roman" w:hAnsi="Times New Roman" w:cs="Times New Roman"/>
+          <w:sz w:val="28"/>
+          <w:szCs w:val="28"/>
+        </w:rPr>
+        <w:t>.</w:t>
+      </w:r>
+      <w:proofErr w:type="spellStart"/>
+      <w:r>
+        <w:rPr>
+          <w:rFonts w:ascii="Times New Roman" w:hAnsi="Times New Roman" w:cs="Times New Roman"/>
+          <w:sz w:val="28"/>
+          <w:szCs w:val="28"/>
+          <w:lang w:val="en-US"/>
+        </w:rPr>
+        <w:t>js</w:t>
+      </w:r>
+      <w:proofErr w:type="spellEnd"/>
+      <w:r>
+        <w:rPr>
+          <w:rFonts w:ascii="Times New Roman" w:hAnsi="Times New Roman" w:cs="Times New Roman"/>
+          <w:sz w:val="28"/>
+          <w:szCs w:val="28"/>
+        </w:rPr>
+        <w:t xml:space="preserve"> (</w:t>
+      </w:r>
+      <w:r>
+        <w:rPr>
+          <w:rFonts w:ascii="Times New Roman" w:hAnsi="Times New Roman" w:cs="Times New Roman"/>
+          <w:sz w:val="28"/>
+          <w:szCs w:val="28"/>
+        </w:rPr>
+        <w:t>заполнение коллекций данными</w:t>
+      </w:r>
+      <w:r>
+        <w:rPr>
+          <w:rFonts w:ascii="Times New Roman" w:hAnsi="Times New Roman" w:cs="Times New Roman"/>
+          <w:sz w:val="28"/>
+          <w:szCs w:val="28"/>
+        </w:rPr>
+        <w:t xml:space="preserve">), </w:t>
+      </w:r>
+      <w:proofErr w:type="spellStart"/>
+      <w:r>
+        <w:rPr>
+          <w:rFonts w:ascii="Times New Roman" w:hAnsi="Times New Roman" w:cs="Times New Roman"/>
+          <w:sz w:val="28"/>
+          <w:szCs w:val="28"/>
+          <w:lang w:val="en-US"/>
+        </w:rPr>
+        <w:t>clearDatabase</w:t>
+      </w:r>
+      <w:proofErr w:type="spellEnd"/>
+      <w:r>
+        <w:rPr>
+          <w:rFonts w:ascii="Times New Roman" w:hAnsi="Times New Roman" w:cs="Times New Roman"/>
+          <w:sz w:val="28"/>
+          <w:szCs w:val="28"/>
+        </w:rPr>
+        <w:t>.</w:t>
+      </w:r>
+      <w:proofErr w:type="spellStart"/>
+      <w:r>
+        <w:rPr>
+          <w:rFonts w:ascii="Times New Roman" w:hAnsi="Times New Roman" w:cs="Times New Roman"/>
+          <w:sz w:val="28"/>
+          <w:szCs w:val="28"/>
+          <w:lang w:val="en-US"/>
+        </w:rPr>
+        <w:t>js</w:t>
+      </w:r>
+      <w:proofErr w:type="spellEnd"/>
+      <w:r>
+        <w:rPr>
+          <w:rFonts w:ascii="Times New Roman" w:hAnsi="Times New Roman" w:cs="Times New Roman"/>
+          <w:sz w:val="28"/>
+          <w:szCs w:val="28"/>
+        </w:rPr>
+        <w:t xml:space="preserve"> (</w:t>
+      </w:r>
+      <w:r>
+        <w:rPr>
+          <w:rFonts w:ascii="Times New Roman" w:hAnsi="Times New Roman" w:cs="Times New Roman"/>
+          <w:sz w:val="28"/>
+          <w:szCs w:val="28"/>
+        </w:rPr>
+        <w:t xml:space="preserve">для предварительной </w:t>
+      </w:r>
+      <w:proofErr w:type="spellStart"/>
+      <w:r>
+        <w:rPr>
+          <w:rFonts w:ascii="Times New Roman" w:hAnsi="Times New Roman" w:cs="Times New Roman"/>
+          <w:sz w:val="28"/>
+          <w:szCs w:val="28"/>
+        </w:rPr>
+        <w:t>очисткии</w:t>
+      </w:r>
+      <w:proofErr w:type="spellEnd"/>
+      <w:r>
+        <w:rPr>
+          <w:rFonts w:ascii="Times New Roman" w:hAnsi="Times New Roman" w:cs="Times New Roman"/>
+          <w:sz w:val="28"/>
+          <w:szCs w:val="28"/>
+        </w:rPr>
+        <w:t xml:space="preserve"> базы данных</w:t>
+      </w:r>
+      <w:r>
+        <w:rPr>
+          <w:rFonts w:ascii="Times New Roman" w:hAnsi="Times New Roman" w:cs="Times New Roman"/>
+          <w:sz w:val="28"/>
+          <w:szCs w:val="28"/>
+        </w:rPr>
+        <w:t xml:space="preserve">) и </w:t>
+      </w:r>
+      <w:proofErr w:type="spellStart"/>
+      <w:r>
+        <w:rPr>
+          <w:rFonts w:ascii="Times New Roman" w:hAnsi="Times New Roman" w:cs="Times New Roman"/>
+          <w:sz w:val="28"/>
+          <w:szCs w:val="28"/>
+          <w:lang w:val="en-US"/>
+        </w:rPr>
         <w:t>loadData</w:t>
       </w:r>
       <w:proofErr w:type="spellEnd"/>
@@ -9312,35 +9485,62 @@
           <w:sz w:val="28"/>
           <w:szCs w:val="28"/>
         </w:rPr>
-        <w:t>.</w:t>
-      </w:r>
-    </w:p>
-    <w:p>
-      <w:pPr>
-        <w:spacing w:after="0" w:line="360" w:lineRule="auto"/>
-        <w:ind w:firstLine="708"/>
-        <w:jc w:val="both"/>
-        <w:rPr>
-          <w:rFonts w:ascii="Times New Roman" w:hAnsi="Times New Roman" w:cs="Times New Roman"/>
-          <w:sz w:val="28"/>
-          <w:szCs w:val="28"/>
-        </w:rPr>
-      </w:pPr>
-    </w:p>
-    <w:p>
-      <w:pPr>
-        <w:rPr>
-          <w:rFonts w:ascii="Times New Roman" w:hAnsi="Times New Roman" w:cs="Times New Roman"/>
-          <w:sz w:val="28"/>
-          <w:szCs w:val="28"/>
-        </w:rPr>
-      </w:pPr>
-      <w:r>
-        <w:rPr>
-          <w:rFonts w:ascii="Times New Roman" w:hAnsi="Times New Roman" w:cs="Times New Roman"/>
-          <w:sz w:val="28"/>
-          <w:szCs w:val="28"/>
-        </w:rPr>
+        <w:t xml:space="preserve"> (</w:t>
+      </w:r>
+      <w:r>
+        <w:rPr>
+          <w:rFonts w:ascii="Times New Roman" w:hAnsi="Times New Roman" w:cs="Times New Roman"/>
+          <w:sz w:val="28"/>
+          <w:szCs w:val="28"/>
+        </w:rPr>
+        <w:t>вызов описанных скриптов</w:t>
+      </w:r>
+      <w:r>
+        <w:rPr>
+          <w:rFonts w:ascii="Times New Roman" w:hAnsi="Times New Roman" w:cs="Times New Roman"/>
+          <w:sz w:val="28"/>
+          <w:szCs w:val="28"/>
+        </w:rPr>
+        <w:t xml:space="preserve">). </w:t>
+      </w:r>
+      <w:r>
+        <w:rPr>
+          <w:rFonts w:ascii="Times New Roman" w:hAnsi="Times New Roman" w:cs="Times New Roman"/>
+          <w:sz w:val="28"/>
+          <w:szCs w:val="28"/>
+        </w:rPr>
+        <w:t>С</w:t>
+      </w:r>
+      <w:r>
+        <w:rPr>
+          <w:rFonts w:ascii="Times New Roman" w:hAnsi="Times New Roman" w:cs="Times New Roman"/>
+          <w:sz w:val="28"/>
+          <w:szCs w:val="28"/>
+        </w:rPr>
+        <w:t>крипты объединены в директории /</w:t>
+      </w:r>
+      <w:r>
+        <w:rPr>
+          <w:rFonts w:ascii="Times New Roman" w:hAnsi="Times New Roman" w:cs="Times New Roman"/>
+          <w:sz w:val="28"/>
+          <w:szCs w:val="28"/>
+          <w:lang w:val="en-US"/>
+        </w:rPr>
+        <w:t>scripts</w:t>
+      </w:r>
+    </w:p>
+    <w:p>
+      <w:pPr>
+        <w:rPr>
+          <w:rFonts w:ascii="Times New Roman" w:eastAsiaTheme="majorEastAsia" w:hAnsi="Times New Roman" w:cs="Times New Roman"/>
+          <w:b/>
+          <w:bCs/>
+          <w:color w:val="000000" w:themeColor="text1"/>
+          <w:sz w:val="36"/>
+          <w:szCs w:val="28"/>
+        </w:rPr>
+      </w:pPr>
+      <w:r>
         <w:br w:type="page"/>
       </w:r>
     </w:p>
@@ -9348,10 +9548,13 @@
       <w:pPr>
         <w:pStyle w:val="1"/>
       </w:pPr>
-      <w:bookmarkStart w:id="4" w:name="_Toc199469853"/>
+      <w:bookmarkStart w:id="4" w:name="_Toc200355633"/>
       <w:r>
         <w:lastRenderedPageBreak/>
-        <w:t>3. Выполнение запросов к БД</w:t>
+        <w:t>4</w:t>
+      </w:r>
+      <w:r>
+        <w:t>. Выполнение запросов к БД</w:t>
       </w:r>
       <w:bookmarkEnd w:id="4"/>
     </w:p>
@@ -9416,6 +9619,159 @@
         </w:rPr>
         <w:t xml:space="preserve">, за указанный период. </w:t>
       </w:r>
+      <w:r>
+        <w:rPr>
+          <w:rFonts w:ascii="Times New Roman" w:hAnsi="Times New Roman" w:cs="Times New Roman"/>
+          <w:sz w:val="28"/>
+          <w:szCs w:val="28"/>
+        </w:rPr>
+        <w:br/>
+      </w:r>
+      <w:r>
+        <w:rPr>
+          <w:rFonts w:ascii="Times New Roman" w:hAnsi="Times New Roman" w:cs="Times New Roman"/>
+          <w:sz w:val="28"/>
+          <w:szCs w:val="28"/>
+        </w:rPr>
+        <w:drawing>
+          <wp:inline distT="0" distB="0" distL="0" distR="0" wp14:anchorId="0DCF75F9" wp14:editId="6AED8E2F">
+            <wp:extent cx="4448796" cy="5953956"/>
+            <wp:effectExtent l="0" t="0" r="9525" b="8890"/>
+            <wp:docPr id="2" name="Рисунок 2"/>
+            <wp:cNvGraphicFramePr>
+              <a:graphicFrameLocks xmlns:a="http://schemas.openxmlformats.org/drawingml/2006/main" noChangeAspect="1"/>
+            </wp:cNvGraphicFramePr>
+            <a:graphic xmlns:a="http://schemas.openxmlformats.org/drawingml/2006/main">
+              <a:graphicData uri="http://schemas.openxmlformats.org/drawingml/2006/picture">
+                <pic:pic xmlns:pic="http://schemas.openxmlformats.org/drawingml/2006/picture">
+                  <pic:nvPicPr>
+                    <pic:cNvPr id="0" name=""/>
+                    <pic:cNvPicPr/>
+                  </pic:nvPicPr>
+                  <pic:blipFill>
+                    <a:blip r:embed="rId12"/>
+                    <a:stretch>
+                      <a:fillRect/>
+                    </a:stretch>
+                  </pic:blipFill>
+                  <pic:spPr>
+                    <a:xfrm>
+                      <a:off x="0" y="0"/>
+                      <a:ext cx="4448796" cy="5953956"/>
+                    </a:xfrm>
+                    <a:prstGeom prst="rect">
+                      <a:avLst/>
+                    </a:prstGeom>
+                  </pic:spPr>
+                </pic:pic>
+              </a:graphicData>
+            </a:graphic>
+          </wp:inline>
+        </w:drawing>
+      </w:r>
+      <w:r>
+        <w:rPr>
+          <w:rFonts w:ascii="Times New Roman" w:hAnsi="Times New Roman" w:cs="Times New Roman"/>
+          <w:sz w:val="28"/>
+          <w:szCs w:val="28"/>
+          <w:lang w:val="en-US"/>
+        </w:rPr>
+        <w:br/>
+      </w:r>
+      <w:r>
+        <w:rPr>
+          <w:rFonts w:ascii="Times New Roman" w:hAnsi="Times New Roman" w:cs="Times New Roman"/>
+          <w:sz w:val="28"/>
+          <w:szCs w:val="28"/>
+        </w:rPr>
+        <w:lastRenderedPageBreak/>
+        <w:drawing>
+          <wp:inline distT="0" distB="0" distL="0" distR="0" wp14:anchorId="36749686" wp14:editId="31BF7510">
+            <wp:extent cx="3829585" cy="2191056"/>
+            <wp:effectExtent l="0" t="0" r="0" b="0"/>
+            <wp:docPr id="4" name="Рисунок 4"/>
+            <wp:cNvGraphicFramePr>
+              <a:graphicFrameLocks xmlns:a="http://schemas.openxmlformats.org/drawingml/2006/main" noChangeAspect="1"/>
+            </wp:cNvGraphicFramePr>
+            <a:graphic xmlns:a="http://schemas.openxmlformats.org/drawingml/2006/main">
+              <a:graphicData uri="http://schemas.openxmlformats.org/drawingml/2006/picture">
+                <pic:pic xmlns:pic="http://schemas.openxmlformats.org/drawingml/2006/picture">
+                  <pic:nvPicPr>
+                    <pic:cNvPr id="0" name=""/>
+                    <pic:cNvPicPr/>
+                  </pic:nvPicPr>
+                  <pic:blipFill>
+                    <a:blip r:embed="rId13"/>
+                    <a:stretch>
+                      <a:fillRect/>
+                    </a:stretch>
+                  </pic:blipFill>
+                  <pic:spPr>
+                    <a:xfrm>
+                      <a:off x="0" y="0"/>
+                      <a:ext cx="3829585" cy="2191056"/>
+                    </a:xfrm>
+                    <a:prstGeom prst="rect">
+                      <a:avLst/>
+                    </a:prstGeom>
+                  </pic:spPr>
+                </pic:pic>
+              </a:graphicData>
+            </a:graphic>
+          </wp:inline>
+        </w:drawing>
+      </w:r>
+      <w:r>
+        <w:rPr>
+          <w:rFonts w:ascii="Times New Roman" w:hAnsi="Times New Roman" w:cs="Times New Roman"/>
+          <w:sz w:val="28"/>
+          <w:szCs w:val="28"/>
+          <w:lang w:val="en-US"/>
+        </w:rPr>
+        <w:br/>
+      </w:r>
+      <w:r>
+        <w:rPr>
+          <w:rFonts w:ascii="Times New Roman" w:hAnsi="Times New Roman" w:cs="Times New Roman"/>
+          <w:sz w:val="28"/>
+          <w:szCs w:val="28"/>
+        </w:rPr>
+        <w:drawing>
+          <wp:inline distT="0" distB="0" distL="0" distR="0" wp14:anchorId="589CDA49" wp14:editId="146F0102">
+            <wp:extent cx="4267796" cy="3067478"/>
+            <wp:effectExtent l="0" t="0" r="0" b="0"/>
+            <wp:docPr id="5" name="Рисунок 5"/>
+            <wp:cNvGraphicFramePr>
+              <a:graphicFrameLocks xmlns:a="http://schemas.openxmlformats.org/drawingml/2006/main" noChangeAspect="1"/>
+            </wp:cNvGraphicFramePr>
+            <a:graphic xmlns:a="http://schemas.openxmlformats.org/drawingml/2006/main">
+              <a:graphicData uri="http://schemas.openxmlformats.org/drawingml/2006/picture">
+                <pic:pic xmlns:pic="http://schemas.openxmlformats.org/drawingml/2006/picture">
+                  <pic:nvPicPr>
+                    <pic:cNvPr id="0" name=""/>
+                    <pic:cNvPicPr/>
+                  </pic:nvPicPr>
+                  <pic:blipFill>
+                    <a:blip r:embed="rId14"/>
+                    <a:stretch>
+                      <a:fillRect/>
+                    </a:stretch>
+                  </pic:blipFill>
+                  <pic:spPr>
+                    <a:xfrm>
+                      <a:off x="0" y="0"/>
+                      <a:ext cx="4267796" cy="3067478"/>
+                    </a:xfrm>
+                    <a:prstGeom prst="rect">
+                      <a:avLst/>
+                    </a:prstGeom>
+                  </pic:spPr>
+                </pic:pic>
+              </a:graphicData>
+            </a:graphic>
+          </wp:inline>
+        </w:drawing>
+      </w:r>
     </w:p>
     <w:p>
       <w:pPr>
@@ -9457,6 +9813,159 @@
         </w:rPr>
         <w:t xml:space="preserve">. </w:t>
       </w:r>
+      <w:r>
+        <w:rPr>
+          <w:rFonts w:ascii="Times New Roman" w:hAnsi="Times New Roman" w:cs="Times New Roman"/>
+          <w:sz w:val="28"/>
+          <w:szCs w:val="28"/>
+          <w:lang w:val="en-US"/>
+        </w:rPr>
+        <w:br/>
+      </w:r>
+      <w:r>
+        <w:rPr>
+          <w:rFonts w:ascii="Times New Roman" w:hAnsi="Times New Roman" w:cs="Times New Roman"/>
+          <w:sz w:val="28"/>
+          <w:szCs w:val="28"/>
+        </w:rPr>
+        <w:lastRenderedPageBreak/>
+        <w:drawing>
+          <wp:inline distT="0" distB="0" distL="0" distR="0" wp14:anchorId="4F6FEA28" wp14:editId="1376D4AE">
+            <wp:extent cx="4229691" cy="6706536"/>
+            <wp:effectExtent l="0" t="0" r="0" b="0"/>
+            <wp:docPr id="7" name="Рисунок 7"/>
+            <wp:cNvGraphicFramePr>
+              <a:graphicFrameLocks xmlns:a="http://schemas.openxmlformats.org/drawingml/2006/main" noChangeAspect="1"/>
+            </wp:cNvGraphicFramePr>
+            <a:graphic xmlns:a="http://schemas.openxmlformats.org/drawingml/2006/main">
+              <a:graphicData uri="http://schemas.openxmlformats.org/drawingml/2006/picture">
+                <pic:pic xmlns:pic="http://schemas.openxmlformats.org/drawingml/2006/picture">
+                  <pic:nvPicPr>
+                    <pic:cNvPr id="0" name=""/>
+                    <pic:cNvPicPr/>
+                  </pic:nvPicPr>
+                  <pic:blipFill>
+                    <a:blip r:embed="rId15"/>
+                    <a:stretch>
+                      <a:fillRect/>
+                    </a:stretch>
+                  </pic:blipFill>
+                  <pic:spPr>
+                    <a:xfrm>
+                      <a:off x="0" y="0"/>
+                      <a:ext cx="4229691" cy="6706536"/>
+                    </a:xfrm>
+                    <a:prstGeom prst="rect">
+                      <a:avLst/>
+                    </a:prstGeom>
+                  </pic:spPr>
+                </pic:pic>
+              </a:graphicData>
+            </a:graphic>
+          </wp:inline>
+        </w:drawing>
+      </w:r>
+      <w:r>
+        <w:rPr>
+          <w:rFonts w:ascii="Times New Roman" w:hAnsi="Times New Roman" w:cs="Times New Roman"/>
+          <w:sz w:val="28"/>
+          <w:szCs w:val="28"/>
+        </w:rPr>
+        <w:br/>
+      </w:r>
+      <w:r>
+        <w:rPr>
+          <w:rFonts w:ascii="Times New Roman" w:hAnsi="Times New Roman" w:cs="Times New Roman"/>
+          <w:sz w:val="28"/>
+          <w:szCs w:val="28"/>
+        </w:rPr>
+        <w:drawing>
+          <wp:inline distT="0" distB="0" distL="0" distR="0" wp14:anchorId="50C9CA03" wp14:editId="6857B4C5">
+            <wp:extent cx="2876952" cy="1381318"/>
+            <wp:effectExtent l="0" t="0" r="0" b="9525"/>
+            <wp:docPr id="9" name="Рисунок 9"/>
+            <wp:cNvGraphicFramePr>
+              <a:graphicFrameLocks xmlns:a="http://schemas.openxmlformats.org/drawingml/2006/main" noChangeAspect="1"/>
+            </wp:cNvGraphicFramePr>
+            <a:graphic xmlns:a="http://schemas.openxmlformats.org/drawingml/2006/main">
+              <a:graphicData uri="http://schemas.openxmlformats.org/drawingml/2006/picture">
+                <pic:pic xmlns:pic="http://schemas.openxmlformats.org/drawingml/2006/picture">
+                  <pic:nvPicPr>
+                    <pic:cNvPr id="0" name=""/>
+                    <pic:cNvPicPr/>
+                  </pic:nvPicPr>
+                  <pic:blipFill>
+                    <a:blip r:embed="rId16"/>
+                    <a:stretch>
+                      <a:fillRect/>
+                    </a:stretch>
+                  </pic:blipFill>
+                  <pic:spPr>
+                    <a:xfrm>
+                      <a:off x="0" y="0"/>
+                      <a:ext cx="2876952" cy="1381318"/>
+                    </a:xfrm>
+                    <a:prstGeom prst="rect">
+                      <a:avLst/>
+                    </a:prstGeom>
+                  </pic:spPr>
+                </pic:pic>
+              </a:graphicData>
+            </a:graphic>
+          </wp:inline>
+        </w:drawing>
+      </w:r>
+      <w:r>
+        <w:rPr>
+          <w:rFonts w:ascii="Times New Roman" w:hAnsi="Times New Roman" w:cs="Times New Roman"/>
+          <w:sz w:val="28"/>
+          <w:szCs w:val="28"/>
+        </w:rPr>
+        <w:br/>
+      </w:r>
+      <w:r>
+        <w:rPr>
+          <w:rFonts w:ascii="Times New Roman" w:hAnsi="Times New Roman" w:cs="Times New Roman"/>
+          <w:sz w:val="28"/>
+          <w:szCs w:val="28"/>
+        </w:rPr>
+        <w:lastRenderedPageBreak/>
+        <w:drawing>
+          <wp:inline distT="0" distB="0" distL="0" distR="0" wp14:anchorId="341EF1B5" wp14:editId="771CF1D3">
+            <wp:extent cx="4353533" cy="2314898"/>
+            <wp:effectExtent l="0" t="0" r="9525" b="9525"/>
+            <wp:docPr id="10" name="Рисунок 10"/>
+            <wp:cNvGraphicFramePr>
+              <a:graphicFrameLocks xmlns:a="http://schemas.openxmlformats.org/drawingml/2006/main" noChangeAspect="1"/>
+            </wp:cNvGraphicFramePr>
+            <a:graphic xmlns:a="http://schemas.openxmlformats.org/drawingml/2006/main">
+              <a:graphicData uri="http://schemas.openxmlformats.org/drawingml/2006/picture">
+                <pic:pic xmlns:pic="http://schemas.openxmlformats.org/drawingml/2006/picture">
+                  <pic:nvPicPr>
+                    <pic:cNvPr id="0" name=""/>
+                    <pic:cNvPicPr/>
+                  </pic:nvPicPr>
+                  <pic:blipFill>
+                    <a:blip r:embed="rId17"/>
+                    <a:stretch>
+                      <a:fillRect/>
+                    </a:stretch>
+                  </pic:blipFill>
+                  <pic:spPr>
+                    <a:xfrm>
+                      <a:off x="0" y="0"/>
+                      <a:ext cx="4353533" cy="2314898"/>
+                    </a:xfrm>
+                    <a:prstGeom prst="rect">
+                      <a:avLst/>
+                    </a:prstGeom>
+                  </pic:spPr>
+                </pic:pic>
+              </a:graphicData>
+            </a:graphic>
+          </wp:inline>
+        </w:drawing>
+      </w:r>
     </w:p>
     <w:p>
       <w:pPr>
@@ -9480,6 +9989,161 @@
         </w:rPr>
         <w:t xml:space="preserve">Получить номенклатуру и количество товаров в указанной торговой точке. </w:t>
       </w:r>
+      <w:r>
+        <w:rPr>
+          <w:rFonts w:ascii="Times New Roman" w:hAnsi="Times New Roman" w:cs="Times New Roman"/>
+          <w:sz w:val="28"/>
+          <w:szCs w:val="28"/>
+          <w:lang w:val="en-US"/>
+        </w:rPr>
+        <w:br/>
+      </w:r>
+      <w:r>
+        <w:rPr>
+          <w:rFonts w:ascii="Times New Roman" w:hAnsi="Times New Roman" w:cs="Times New Roman"/>
+          <w:sz w:val="28"/>
+          <w:szCs w:val="28"/>
+        </w:rPr>
+        <w:drawing>
+          <wp:inline distT="0" distB="0" distL="0" distR="0" wp14:anchorId="567A65CB" wp14:editId="309FF9E2">
+            <wp:extent cx="4344007" cy="3715269"/>
+            <wp:effectExtent l="0" t="0" r="0" b="0"/>
+            <wp:docPr id="12" name="Рисунок 12"/>
+            <wp:cNvGraphicFramePr>
+              <a:graphicFrameLocks xmlns:a="http://schemas.openxmlformats.org/drawingml/2006/main" noChangeAspect="1"/>
+            </wp:cNvGraphicFramePr>
+            <a:graphic xmlns:a="http://schemas.openxmlformats.org/drawingml/2006/main">
+              <a:graphicData uri="http://schemas.openxmlformats.org/drawingml/2006/picture">
+                <pic:pic xmlns:pic="http://schemas.openxmlformats.org/drawingml/2006/picture">
+                  <pic:nvPicPr>
+                    <pic:cNvPr id="0" name=""/>
+                    <pic:cNvPicPr/>
+                  </pic:nvPicPr>
+                  <pic:blipFill>
+                    <a:blip r:embed="rId18"/>
+                    <a:stretch>
+                      <a:fillRect/>
+                    </a:stretch>
+                  </pic:blipFill>
+                  <pic:spPr>
+                    <a:xfrm>
+                      <a:off x="0" y="0"/>
+                      <a:ext cx="4344007" cy="3715269"/>
+                    </a:xfrm>
+                    <a:prstGeom prst="rect">
+                      <a:avLst/>
+                    </a:prstGeom>
+                  </pic:spPr>
+                </pic:pic>
+              </a:graphicData>
+            </a:graphic>
+          </wp:inline>
+        </w:drawing>
+      </w:r>
+      <w:r>
+        <w:rPr>
+          <w:rFonts w:ascii="Times New Roman" w:hAnsi="Times New Roman" w:cs="Times New Roman"/>
+          <w:sz w:val="28"/>
+          <w:szCs w:val="28"/>
+          <w:lang w:val="en-US"/>
+        </w:rPr>
+        <w:br/>
+      </w:r>
+      <w:r>
+        <w:rPr>
+          <w:rFonts w:ascii="Times New Roman" w:hAnsi="Times New Roman" w:cs="Times New Roman"/>
+          <w:sz w:val="28"/>
+          <w:szCs w:val="28"/>
+        </w:rPr>
+        <w:lastRenderedPageBreak/>
+        <w:drawing>
+          <wp:inline distT="0" distB="0" distL="0" distR="0" wp14:anchorId="0442247A" wp14:editId="787E19D5">
+            <wp:extent cx="4525007" cy="4401165"/>
+            <wp:effectExtent l="0" t="0" r="9525" b="0"/>
+            <wp:docPr id="13" name="Рисунок 13"/>
+            <wp:cNvGraphicFramePr>
+              <a:graphicFrameLocks xmlns:a="http://schemas.openxmlformats.org/drawingml/2006/main" noChangeAspect="1"/>
+            </wp:cNvGraphicFramePr>
+            <a:graphic xmlns:a="http://schemas.openxmlformats.org/drawingml/2006/main">
+              <a:graphicData uri="http://schemas.openxmlformats.org/drawingml/2006/picture">
+                <pic:pic xmlns:pic="http://schemas.openxmlformats.org/drawingml/2006/picture">
+                  <pic:nvPicPr>
+                    <pic:cNvPr id="0" name=""/>
+                    <pic:cNvPicPr/>
+                  </pic:nvPicPr>
+                  <pic:blipFill>
+                    <a:blip r:embed="rId19"/>
+                    <a:stretch>
+                      <a:fillRect/>
+                    </a:stretch>
+                  </pic:blipFill>
+                  <pic:spPr>
+                    <a:xfrm>
+                      <a:off x="0" y="0"/>
+                      <a:ext cx="4525007" cy="4401165"/>
+                    </a:xfrm>
+                    <a:prstGeom prst="rect">
+                      <a:avLst/>
+                    </a:prstGeom>
+                  </pic:spPr>
+                </pic:pic>
+              </a:graphicData>
+            </a:graphic>
+          </wp:inline>
+        </w:drawing>
+      </w:r>
+      <w:r>
+        <w:rPr>
+          <w:rFonts w:ascii="Times New Roman" w:hAnsi="Times New Roman" w:cs="Times New Roman"/>
+          <w:sz w:val="28"/>
+          <w:szCs w:val="28"/>
+          <w:lang w:val="en-US"/>
+        </w:rPr>
+        <w:br/>
+      </w:r>
+      <w:r>
+        <w:rPr>
+          <w:rFonts w:ascii="Times New Roman" w:hAnsi="Times New Roman" w:cs="Times New Roman"/>
+          <w:sz w:val="28"/>
+          <w:szCs w:val="28"/>
+        </w:rPr>
+        <w:lastRenderedPageBreak/>
+        <w:drawing>
+          <wp:inline distT="0" distB="0" distL="0" distR="0" wp14:anchorId="6E783BFA" wp14:editId="15A1DE9C">
+            <wp:extent cx="4058217" cy="6039693"/>
+            <wp:effectExtent l="0" t="0" r="0" b="0"/>
+            <wp:docPr id="14" name="Рисунок 14"/>
+            <wp:cNvGraphicFramePr>
+              <a:graphicFrameLocks xmlns:a="http://schemas.openxmlformats.org/drawingml/2006/main" noChangeAspect="1"/>
+            </wp:cNvGraphicFramePr>
+            <a:graphic xmlns:a="http://schemas.openxmlformats.org/drawingml/2006/main">
+              <a:graphicData uri="http://schemas.openxmlformats.org/drawingml/2006/picture">
+                <pic:pic xmlns:pic="http://schemas.openxmlformats.org/drawingml/2006/picture">
+                  <pic:nvPicPr>
+                    <pic:cNvPr id="0" name=""/>
+                    <pic:cNvPicPr/>
+                  </pic:nvPicPr>
+                  <pic:blipFill>
+                    <a:blip r:embed="rId20"/>
+                    <a:stretch>
+                      <a:fillRect/>
+                    </a:stretch>
+                  </pic:blipFill>
+                  <pic:spPr>
+                    <a:xfrm>
+                      <a:off x="0" y="0"/>
+                      <a:ext cx="4058217" cy="6039693"/>
+                    </a:xfrm>
+                    <a:prstGeom prst="rect">
+                      <a:avLst/>
+                    </a:prstGeom>
+                  </pic:spPr>
+                </pic:pic>
+              </a:graphicData>
+            </a:graphic>
+          </wp:inline>
+        </w:drawing>
+      </w:r>
     </w:p>
     <w:p>
       <w:pPr>
@@ -9509,7 +10173,167 @@
           <w:sz w:val="28"/>
           <w:szCs w:val="28"/>
         </w:rPr>
-        <w:t xml:space="preserve">количестве и ценах на указанный товар по торговым точкам заданного типа. </w:t>
+        <w:t xml:space="preserve">количестве и ценах на указанный товар по </w:t>
+      </w:r>
+      <w:r>
+        <w:rPr>
+          <w:rFonts w:ascii="Times New Roman" w:hAnsi="Times New Roman" w:cs="Times New Roman"/>
+          <w:sz w:val="28"/>
+          <w:szCs w:val="28"/>
+        </w:rPr>
+        <w:t>торговым точкам заданного типа.</w:t>
+      </w:r>
+      <w:r>
+        <w:rPr>
+          <w:rFonts w:ascii="Times New Roman" w:hAnsi="Times New Roman" w:cs="Times New Roman"/>
+          <w:sz w:val="28"/>
+          <w:szCs w:val="28"/>
+        </w:rPr>
+        <w:br/>
+      </w:r>
+      <w:r>
+        <w:rPr>
+          <w:rFonts w:ascii="Times New Roman" w:hAnsi="Times New Roman" w:cs="Times New Roman"/>
+          <w:sz w:val="28"/>
+          <w:szCs w:val="28"/>
+        </w:rPr>
+        <w:lastRenderedPageBreak/>
+        <w:drawing>
+          <wp:inline distT="0" distB="0" distL="0" distR="0" wp14:anchorId="1D0C2EC5" wp14:editId="776AF389">
+            <wp:extent cx="4572638" cy="5515745"/>
+            <wp:effectExtent l="0" t="0" r="0" b="8890"/>
+            <wp:docPr id="15" name="Рисунок 15"/>
+            <wp:cNvGraphicFramePr>
+              <a:graphicFrameLocks xmlns:a="http://schemas.openxmlformats.org/drawingml/2006/main" noChangeAspect="1"/>
+            </wp:cNvGraphicFramePr>
+            <a:graphic xmlns:a="http://schemas.openxmlformats.org/drawingml/2006/main">
+              <a:graphicData uri="http://schemas.openxmlformats.org/drawingml/2006/picture">
+                <pic:pic xmlns:pic="http://schemas.openxmlformats.org/drawingml/2006/picture">
+                  <pic:nvPicPr>
+                    <pic:cNvPr id="0" name=""/>
+                    <pic:cNvPicPr/>
+                  </pic:nvPicPr>
+                  <pic:blipFill>
+                    <a:blip r:embed="rId21"/>
+                    <a:stretch>
+                      <a:fillRect/>
+                    </a:stretch>
+                  </pic:blipFill>
+                  <pic:spPr>
+                    <a:xfrm>
+                      <a:off x="0" y="0"/>
+                      <a:ext cx="4572638" cy="5515745"/>
+                    </a:xfrm>
+                    <a:prstGeom prst="rect">
+                      <a:avLst/>
+                    </a:prstGeom>
+                  </pic:spPr>
+                </pic:pic>
+              </a:graphicData>
+            </a:graphic>
+          </wp:inline>
+        </w:drawing>
+      </w:r>
+      <w:r>
+        <w:rPr>
+          <w:rFonts w:ascii="Times New Roman" w:hAnsi="Times New Roman" w:cs="Times New Roman"/>
+          <w:sz w:val="28"/>
+          <w:szCs w:val="28"/>
+        </w:rPr>
+        <w:br/>
+      </w:r>
+      <w:r>
+        <w:rPr>
+          <w:rFonts w:ascii="Times New Roman" w:hAnsi="Times New Roman" w:cs="Times New Roman"/>
+          <w:sz w:val="28"/>
+          <w:szCs w:val="28"/>
+        </w:rPr>
+        <w:drawing>
+          <wp:inline distT="0" distB="0" distL="0" distR="0" wp14:anchorId="5D0DC2E8" wp14:editId="73FB2D19">
+            <wp:extent cx="4143954" cy="1743318"/>
+            <wp:effectExtent l="0" t="0" r="9525" b="0"/>
+            <wp:docPr id="16" name="Рисунок 16"/>
+            <wp:cNvGraphicFramePr>
+              <a:graphicFrameLocks xmlns:a="http://schemas.openxmlformats.org/drawingml/2006/main" noChangeAspect="1"/>
+            </wp:cNvGraphicFramePr>
+            <a:graphic xmlns:a="http://schemas.openxmlformats.org/drawingml/2006/main">
+              <a:graphicData uri="http://schemas.openxmlformats.org/drawingml/2006/picture">
+                <pic:pic xmlns:pic="http://schemas.openxmlformats.org/drawingml/2006/picture">
+                  <pic:nvPicPr>
+                    <pic:cNvPr id="0" name=""/>
+                    <pic:cNvPicPr/>
+                  </pic:nvPicPr>
+                  <pic:blipFill>
+                    <a:blip r:embed="rId22"/>
+                    <a:stretch>
+                      <a:fillRect/>
+                    </a:stretch>
+                  </pic:blipFill>
+                  <pic:spPr>
+                    <a:xfrm>
+                      <a:off x="0" y="0"/>
+                      <a:ext cx="4143954" cy="1743318"/>
+                    </a:xfrm>
+                    <a:prstGeom prst="rect">
+                      <a:avLst/>
+                    </a:prstGeom>
+                  </pic:spPr>
+                </pic:pic>
+              </a:graphicData>
+            </a:graphic>
+          </wp:inline>
+        </w:drawing>
+      </w:r>
+      <w:r>
+        <w:rPr>
+          <w:rFonts w:ascii="Times New Roman" w:hAnsi="Times New Roman" w:cs="Times New Roman"/>
+          <w:sz w:val="28"/>
+          <w:szCs w:val="28"/>
+        </w:rPr>
+        <w:br/>
+      </w:r>
+      <w:r>
+        <w:rPr>
+          <w:rFonts w:ascii="Times New Roman" w:hAnsi="Times New Roman" w:cs="Times New Roman"/>
+          <w:sz w:val="28"/>
+          <w:szCs w:val="28"/>
+        </w:rPr>
+        <w:lastRenderedPageBreak/>
+        <w:drawing>
+          <wp:inline distT="0" distB="0" distL="0" distR="0" wp14:anchorId="6B4A1CF9" wp14:editId="470EBBF5">
+            <wp:extent cx="4353533" cy="3077005"/>
+            <wp:effectExtent l="0" t="0" r="9525" b="9525"/>
+            <wp:docPr id="17" name="Рисунок 17"/>
+            <wp:cNvGraphicFramePr>
+              <a:graphicFrameLocks xmlns:a="http://schemas.openxmlformats.org/drawingml/2006/main" noChangeAspect="1"/>
+            </wp:cNvGraphicFramePr>
+            <a:graphic xmlns:a="http://schemas.openxmlformats.org/drawingml/2006/main">
+              <a:graphicData uri="http://schemas.openxmlformats.org/drawingml/2006/picture">
+                <pic:pic xmlns:pic="http://schemas.openxmlformats.org/drawingml/2006/picture">
+                  <pic:nvPicPr>
+                    <pic:cNvPr id="0" name=""/>
+                    <pic:cNvPicPr/>
+                  </pic:nvPicPr>
+                  <pic:blipFill>
+                    <a:blip r:embed="rId23"/>
+                    <a:stretch>
+                      <a:fillRect/>
+                    </a:stretch>
+                  </pic:blipFill>
+                  <pic:spPr>
+                    <a:xfrm>
+                      <a:off x="0" y="0"/>
+                      <a:ext cx="4353533" cy="3077005"/>
+                    </a:xfrm>
+                    <a:prstGeom prst="rect">
+                      <a:avLst/>
+                    </a:prstGeom>
+                  </pic:spPr>
+                </pic:pic>
+              </a:graphicData>
+            </a:graphic>
+          </wp:inline>
+        </w:drawing>
       </w:r>
     </w:p>
     <w:p>
@@ -9532,7 +10356,169 @@
           <w:sz w:val="28"/>
           <w:szCs w:val="28"/>
         </w:rPr>
-        <w:t xml:space="preserve">Получить данные о выработке отдельно взятого продавца отдельно взятой торговой точки за указанный период. </w:t>
+        <w:t>Получить данные о выработке отдельно взятого продавца отдельно взятой торг</w:t>
+      </w:r>
+      <w:r>
+        <w:rPr>
+          <w:rFonts w:ascii="Times New Roman" w:hAnsi="Times New Roman" w:cs="Times New Roman"/>
+          <w:sz w:val="28"/>
+          <w:szCs w:val="28"/>
+        </w:rPr>
+        <w:t>овой точки за указанный период.</w:t>
+      </w:r>
+      <w:r>
+        <w:rPr>
+          <w:rFonts w:ascii="Times New Roman" w:hAnsi="Times New Roman" w:cs="Times New Roman"/>
+          <w:sz w:val="28"/>
+          <w:szCs w:val="28"/>
+        </w:rPr>
+        <w:br/>
+      </w:r>
+      <w:r>
+        <w:rPr>
+          <w:rFonts w:ascii="Times New Roman" w:hAnsi="Times New Roman" w:cs="Times New Roman"/>
+          <w:sz w:val="28"/>
+          <w:szCs w:val="28"/>
+        </w:rPr>
+        <w:lastRenderedPageBreak/>
+        <w:drawing>
+          <wp:inline distT="0" distB="0" distL="0" distR="0" wp14:anchorId="17FAF2CB" wp14:editId="114122A0">
+            <wp:extent cx="4896534" cy="6287378"/>
+            <wp:effectExtent l="0" t="0" r="0" b="0"/>
+            <wp:docPr id="18" name="Рисунок 18"/>
+            <wp:cNvGraphicFramePr>
+              <a:graphicFrameLocks xmlns:a="http://schemas.openxmlformats.org/drawingml/2006/main" noChangeAspect="1"/>
+            </wp:cNvGraphicFramePr>
+            <a:graphic xmlns:a="http://schemas.openxmlformats.org/drawingml/2006/main">
+              <a:graphicData uri="http://schemas.openxmlformats.org/drawingml/2006/picture">
+                <pic:pic xmlns:pic="http://schemas.openxmlformats.org/drawingml/2006/picture">
+                  <pic:nvPicPr>
+                    <pic:cNvPr id="0" name=""/>
+                    <pic:cNvPicPr/>
+                  </pic:nvPicPr>
+                  <pic:blipFill>
+                    <a:blip r:embed="rId24"/>
+                    <a:stretch>
+                      <a:fillRect/>
+                    </a:stretch>
+                  </pic:blipFill>
+                  <pic:spPr>
+                    <a:xfrm>
+                      <a:off x="0" y="0"/>
+                      <a:ext cx="4896534" cy="6287378"/>
+                    </a:xfrm>
+                    <a:prstGeom prst="rect">
+                      <a:avLst/>
+                    </a:prstGeom>
+                  </pic:spPr>
+                </pic:pic>
+              </a:graphicData>
+            </a:graphic>
+          </wp:inline>
+        </w:drawing>
+      </w:r>
+      <w:r>
+        <w:rPr>
+          <w:rFonts w:ascii="Times New Roman" w:hAnsi="Times New Roman" w:cs="Times New Roman"/>
+          <w:sz w:val="28"/>
+          <w:szCs w:val="28"/>
+          <w:lang w:val="en-US"/>
+        </w:rPr>
+        <w:br/>
+      </w:r>
+      <w:r>
+        <w:rPr>
+          <w:rFonts w:ascii="Times New Roman" w:hAnsi="Times New Roman" w:cs="Times New Roman"/>
+          <w:sz w:val="28"/>
+          <w:szCs w:val="28"/>
+        </w:rPr>
+        <w:drawing>
+          <wp:inline distT="0" distB="0" distL="0" distR="0" wp14:anchorId="0ADA158A" wp14:editId="6B79188F">
+            <wp:extent cx="2772162" cy="1857634"/>
+            <wp:effectExtent l="0" t="0" r="9525" b="9525"/>
+            <wp:docPr id="19" name="Рисунок 19"/>
+            <wp:cNvGraphicFramePr>
+              <a:graphicFrameLocks xmlns:a="http://schemas.openxmlformats.org/drawingml/2006/main" noChangeAspect="1"/>
+            </wp:cNvGraphicFramePr>
+            <a:graphic xmlns:a="http://schemas.openxmlformats.org/drawingml/2006/main">
+              <a:graphicData uri="http://schemas.openxmlformats.org/drawingml/2006/picture">
+                <pic:pic xmlns:pic="http://schemas.openxmlformats.org/drawingml/2006/picture">
+                  <pic:nvPicPr>
+                    <pic:cNvPr id="0" name=""/>
+                    <pic:cNvPicPr/>
+                  </pic:nvPicPr>
+                  <pic:blipFill>
+                    <a:blip r:embed="rId25"/>
+                    <a:stretch>
+                      <a:fillRect/>
+                    </a:stretch>
+                  </pic:blipFill>
+                  <pic:spPr>
+                    <a:xfrm>
+                      <a:off x="0" y="0"/>
+                      <a:ext cx="2772162" cy="1857634"/>
+                    </a:xfrm>
+                    <a:prstGeom prst="rect">
+                      <a:avLst/>
+                    </a:prstGeom>
+                  </pic:spPr>
+                </pic:pic>
+              </a:graphicData>
+            </a:graphic>
+          </wp:inline>
+        </w:drawing>
+      </w:r>
+      <w:r>
+        <w:rPr>
+          <w:rFonts w:ascii="Times New Roman" w:hAnsi="Times New Roman" w:cs="Times New Roman"/>
+          <w:sz w:val="28"/>
+          <w:szCs w:val="28"/>
+          <w:lang w:val="en-US"/>
+        </w:rPr>
+        <w:br/>
+      </w:r>
+      <w:r>
+        <w:rPr>
+          <w:rFonts w:ascii="Times New Roman" w:hAnsi="Times New Roman" w:cs="Times New Roman"/>
+          <w:sz w:val="28"/>
+          <w:szCs w:val="28"/>
+        </w:rPr>
+        <w:lastRenderedPageBreak/>
+        <w:drawing>
+          <wp:inline distT="0" distB="0" distL="0" distR="0" wp14:anchorId="61410FA8" wp14:editId="18028D48">
+            <wp:extent cx="4505954" cy="5973009"/>
+            <wp:effectExtent l="0" t="0" r="9525" b="8890"/>
+            <wp:docPr id="20" name="Рисунок 20"/>
+            <wp:cNvGraphicFramePr>
+              <a:graphicFrameLocks xmlns:a="http://schemas.openxmlformats.org/drawingml/2006/main" noChangeAspect="1"/>
+            </wp:cNvGraphicFramePr>
+            <a:graphic xmlns:a="http://schemas.openxmlformats.org/drawingml/2006/main">
+              <a:graphicData uri="http://schemas.openxmlformats.org/drawingml/2006/picture">
+                <pic:pic xmlns:pic="http://schemas.openxmlformats.org/drawingml/2006/picture">
+                  <pic:nvPicPr>
+                    <pic:cNvPr id="0" name=""/>
+                    <pic:cNvPicPr/>
+                  </pic:nvPicPr>
+                  <pic:blipFill>
+                    <a:blip r:embed="rId26"/>
+                    <a:stretch>
+                      <a:fillRect/>
+                    </a:stretch>
+                  </pic:blipFill>
+                  <pic:spPr>
+                    <a:xfrm>
+                      <a:off x="0" y="0"/>
+                      <a:ext cx="4505954" cy="5973009"/>
+                    </a:xfrm>
+                    <a:prstGeom prst="rect">
+                      <a:avLst/>
+                    </a:prstGeom>
+                  </pic:spPr>
+                </pic:pic>
+              </a:graphicData>
+            </a:graphic>
+          </wp:inline>
+        </w:drawing>
       </w:r>
     </w:p>
     <w:p>
@@ -9557,6 +10543,158 @@
         </w:rPr>
         <w:t xml:space="preserve">Получить данные об объеме продаж указанного товара за некоторый период по торговым точкам заданного типа. </w:t>
       </w:r>
+      <w:r>
+        <w:rPr>
+          <w:rFonts w:ascii="Times New Roman" w:hAnsi="Times New Roman" w:cs="Times New Roman"/>
+          <w:sz w:val="28"/>
+          <w:szCs w:val="28"/>
+        </w:rPr>
+        <w:br/>
+      </w:r>
+      <w:r>
+        <w:rPr>
+          <w:rFonts w:ascii="Times New Roman" w:hAnsi="Times New Roman" w:cs="Times New Roman"/>
+          <w:sz w:val="28"/>
+          <w:szCs w:val="28"/>
+        </w:rPr>
+        <w:lastRenderedPageBreak/>
+        <w:drawing>
+          <wp:inline distT="0" distB="0" distL="0" distR="0" wp14:anchorId="0ABAEF8D" wp14:editId="4084A646">
+            <wp:extent cx="6062345" cy="8618220"/>
+            <wp:effectExtent l="0" t="0" r="0" b="0"/>
+            <wp:docPr id="21" name="Рисунок 21"/>
+            <wp:cNvGraphicFramePr>
+              <a:graphicFrameLocks xmlns:a="http://schemas.openxmlformats.org/drawingml/2006/main" noChangeAspect="1"/>
+            </wp:cNvGraphicFramePr>
+            <a:graphic xmlns:a="http://schemas.openxmlformats.org/drawingml/2006/main">
+              <a:graphicData uri="http://schemas.openxmlformats.org/drawingml/2006/picture">
+                <pic:pic xmlns:pic="http://schemas.openxmlformats.org/drawingml/2006/picture">
+                  <pic:nvPicPr>
+                    <pic:cNvPr id="0" name=""/>
+                    <pic:cNvPicPr/>
+                  </pic:nvPicPr>
+                  <pic:blipFill>
+                    <a:blip r:embed="rId27"/>
+                    <a:stretch>
+                      <a:fillRect/>
+                    </a:stretch>
+                  </pic:blipFill>
+                  <pic:spPr>
+                    <a:xfrm>
+                      <a:off x="0" y="0"/>
+                      <a:ext cx="6062345" cy="8618220"/>
+                    </a:xfrm>
+                    <a:prstGeom prst="rect">
+                      <a:avLst/>
+                    </a:prstGeom>
+                  </pic:spPr>
+                </pic:pic>
+              </a:graphicData>
+            </a:graphic>
+          </wp:inline>
+        </w:drawing>
+      </w:r>
+      <w:r>
+        <w:rPr>
+          <w:rFonts w:ascii="Times New Roman" w:hAnsi="Times New Roman" w:cs="Times New Roman"/>
+          <w:sz w:val="28"/>
+          <w:szCs w:val="28"/>
+        </w:rPr>
+        <w:br/>
+      </w:r>
+      <w:r>
+        <w:rPr>
+          <w:rFonts w:ascii="Times New Roman" w:hAnsi="Times New Roman" w:cs="Times New Roman"/>
+          <w:sz w:val="28"/>
+          <w:szCs w:val="28"/>
+        </w:rPr>
+        <w:lastRenderedPageBreak/>
+        <w:drawing>
+          <wp:inline distT="0" distB="0" distL="0" distR="0" wp14:anchorId="3BEBB228" wp14:editId="5C1E837E">
+            <wp:extent cx="2715004" cy="2448267"/>
+            <wp:effectExtent l="0" t="0" r="9525" b="9525"/>
+            <wp:docPr id="22" name="Рисунок 22"/>
+            <wp:cNvGraphicFramePr>
+              <a:graphicFrameLocks xmlns:a="http://schemas.openxmlformats.org/drawingml/2006/main" noChangeAspect="1"/>
+            </wp:cNvGraphicFramePr>
+            <a:graphic xmlns:a="http://schemas.openxmlformats.org/drawingml/2006/main">
+              <a:graphicData uri="http://schemas.openxmlformats.org/drawingml/2006/picture">
+                <pic:pic xmlns:pic="http://schemas.openxmlformats.org/drawingml/2006/picture">
+                  <pic:nvPicPr>
+                    <pic:cNvPr id="0" name=""/>
+                    <pic:cNvPicPr/>
+                  </pic:nvPicPr>
+                  <pic:blipFill>
+                    <a:blip r:embed="rId28"/>
+                    <a:stretch>
+                      <a:fillRect/>
+                    </a:stretch>
+                  </pic:blipFill>
+                  <pic:spPr>
+                    <a:xfrm>
+                      <a:off x="0" y="0"/>
+                      <a:ext cx="2715004" cy="2448267"/>
+                    </a:xfrm>
+                    <a:prstGeom prst="rect">
+                      <a:avLst/>
+                    </a:prstGeom>
+                  </pic:spPr>
+                </pic:pic>
+              </a:graphicData>
+            </a:graphic>
+          </wp:inline>
+        </w:drawing>
+      </w:r>
+      <w:r>
+        <w:rPr>
+          <w:rFonts w:ascii="Times New Roman" w:hAnsi="Times New Roman" w:cs="Times New Roman"/>
+          <w:sz w:val="28"/>
+          <w:szCs w:val="28"/>
+        </w:rPr>
+        <w:br/>
+      </w:r>
+      <w:r>
+        <w:rPr>
+          <w:rFonts w:ascii="Times New Roman" w:hAnsi="Times New Roman" w:cs="Times New Roman"/>
+          <w:sz w:val="28"/>
+          <w:szCs w:val="28"/>
+        </w:rPr>
+        <w:drawing>
+          <wp:inline distT="0" distB="0" distL="0" distR="0" wp14:anchorId="0E69187F" wp14:editId="70DD8332">
+            <wp:extent cx="4372586" cy="3019847"/>
+            <wp:effectExtent l="0" t="0" r="9525" b="9525"/>
+            <wp:docPr id="23" name="Рисунок 23"/>
+            <wp:cNvGraphicFramePr>
+              <a:graphicFrameLocks xmlns:a="http://schemas.openxmlformats.org/drawingml/2006/main" noChangeAspect="1"/>
+            </wp:cNvGraphicFramePr>
+            <a:graphic xmlns:a="http://schemas.openxmlformats.org/drawingml/2006/main">
+              <a:graphicData uri="http://schemas.openxmlformats.org/drawingml/2006/picture">
+                <pic:pic xmlns:pic="http://schemas.openxmlformats.org/drawingml/2006/picture">
+                  <pic:nvPicPr>
+                    <pic:cNvPr id="0" name=""/>
+                    <pic:cNvPicPr/>
+                  </pic:nvPicPr>
+                  <pic:blipFill>
+                    <a:blip r:embed="rId29"/>
+                    <a:stretch>
+                      <a:fillRect/>
+                    </a:stretch>
+                  </pic:blipFill>
+                  <pic:spPr>
+                    <a:xfrm>
+                      <a:off x="0" y="0"/>
+                      <a:ext cx="4372586" cy="3019847"/>
+                    </a:xfrm>
+                    <a:prstGeom prst="rect">
+                      <a:avLst/>
+                    </a:prstGeom>
+                  </pic:spPr>
+                </pic:pic>
+              </a:graphicData>
+            </a:graphic>
+          </wp:inline>
+        </w:drawing>
+      </w:r>
     </w:p>
     <w:p>
       <w:pPr>
@@ -9580,6 +10718,159 @@
         </w:rPr>
         <w:t xml:space="preserve">Получить данные о заработной плате продавцов по конкретной торговой точке. </w:t>
       </w:r>
+      <w:r>
+        <w:rPr>
+          <w:rFonts w:ascii="Times New Roman" w:hAnsi="Times New Roman" w:cs="Times New Roman"/>
+          <w:sz w:val="28"/>
+          <w:szCs w:val="28"/>
+          <w:lang w:val="en-US"/>
+        </w:rPr>
+        <w:br/>
+      </w:r>
+      <w:r>
+        <w:rPr>
+          <w:rFonts w:ascii="Times New Roman" w:hAnsi="Times New Roman" w:cs="Times New Roman"/>
+          <w:sz w:val="28"/>
+          <w:szCs w:val="28"/>
+        </w:rPr>
+        <w:lastRenderedPageBreak/>
+        <w:drawing>
+          <wp:inline distT="0" distB="0" distL="0" distR="0" wp14:anchorId="660C5881" wp14:editId="02AC4C18">
+            <wp:extent cx="3801006" cy="3191321"/>
+            <wp:effectExtent l="0" t="0" r="9525" b="9525"/>
+            <wp:docPr id="25" name="Рисунок 25"/>
+            <wp:cNvGraphicFramePr>
+              <a:graphicFrameLocks xmlns:a="http://schemas.openxmlformats.org/drawingml/2006/main" noChangeAspect="1"/>
+            </wp:cNvGraphicFramePr>
+            <a:graphic xmlns:a="http://schemas.openxmlformats.org/drawingml/2006/main">
+              <a:graphicData uri="http://schemas.openxmlformats.org/drawingml/2006/picture">
+                <pic:pic xmlns:pic="http://schemas.openxmlformats.org/drawingml/2006/picture">
+                  <pic:nvPicPr>
+                    <pic:cNvPr id="0" name=""/>
+                    <pic:cNvPicPr/>
+                  </pic:nvPicPr>
+                  <pic:blipFill>
+                    <a:blip r:embed="rId30"/>
+                    <a:stretch>
+                      <a:fillRect/>
+                    </a:stretch>
+                  </pic:blipFill>
+                  <pic:spPr>
+                    <a:xfrm>
+                      <a:off x="0" y="0"/>
+                      <a:ext cx="3801006" cy="3191321"/>
+                    </a:xfrm>
+                    <a:prstGeom prst="rect">
+                      <a:avLst/>
+                    </a:prstGeom>
+                  </pic:spPr>
+                </pic:pic>
+              </a:graphicData>
+            </a:graphic>
+          </wp:inline>
+        </w:drawing>
+      </w:r>
+      <w:r>
+        <w:rPr>
+          <w:rFonts w:ascii="Times New Roman" w:hAnsi="Times New Roman" w:cs="Times New Roman"/>
+          <w:sz w:val="28"/>
+          <w:szCs w:val="28"/>
+        </w:rPr>
+        <w:br/>
+      </w:r>
+      <w:r>
+        <w:rPr>
+          <w:rFonts w:ascii="Times New Roman" w:hAnsi="Times New Roman" w:cs="Times New Roman"/>
+          <w:sz w:val="28"/>
+          <w:szCs w:val="28"/>
+        </w:rPr>
+        <w:drawing>
+          <wp:inline distT="0" distB="0" distL="0" distR="0" wp14:anchorId="3F0405DD" wp14:editId="1861CB86">
+            <wp:extent cx="4467849" cy="5287113"/>
+            <wp:effectExtent l="0" t="0" r="9525" b="8890"/>
+            <wp:docPr id="24" name="Рисунок 24"/>
+            <wp:cNvGraphicFramePr>
+              <a:graphicFrameLocks xmlns:a="http://schemas.openxmlformats.org/drawingml/2006/main" noChangeAspect="1"/>
+            </wp:cNvGraphicFramePr>
+            <a:graphic xmlns:a="http://schemas.openxmlformats.org/drawingml/2006/main">
+              <a:graphicData uri="http://schemas.openxmlformats.org/drawingml/2006/picture">
+                <pic:pic xmlns:pic="http://schemas.openxmlformats.org/drawingml/2006/picture">
+                  <pic:nvPicPr>
+                    <pic:cNvPr id="0" name=""/>
+                    <pic:cNvPicPr/>
+                  </pic:nvPicPr>
+                  <pic:blipFill>
+                    <a:blip r:embed="rId31"/>
+                    <a:stretch>
+                      <a:fillRect/>
+                    </a:stretch>
+                  </pic:blipFill>
+                  <pic:spPr>
+                    <a:xfrm>
+                      <a:off x="0" y="0"/>
+                      <a:ext cx="4467849" cy="5287113"/>
+                    </a:xfrm>
+                    <a:prstGeom prst="rect">
+                      <a:avLst/>
+                    </a:prstGeom>
+                  </pic:spPr>
+                </pic:pic>
+              </a:graphicData>
+            </a:graphic>
+          </wp:inline>
+        </w:drawing>
+      </w:r>
+      <w:r>
+        <w:rPr>
+          <w:rFonts w:ascii="Times New Roman" w:hAnsi="Times New Roman" w:cs="Times New Roman"/>
+          <w:sz w:val="28"/>
+          <w:szCs w:val="28"/>
+        </w:rPr>
+        <w:br/>
+      </w:r>
+      <w:r>
+        <w:rPr>
+          <w:rFonts w:ascii="Times New Roman" w:hAnsi="Times New Roman" w:cs="Times New Roman"/>
+          <w:sz w:val="28"/>
+          <w:szCs w:val="28"/>
+        </w:rPr>
+        <w:lastRenderedPageBreak/>
+        <w:drawing>
+          <wp:inline distT="0" distB="0" distL="0" distR="0" wp14:anchorId="5F7BE6AC" wp14:editId="2F4D50CB">
+            <wp:extent cx="4305901" cy="3486637"/>
+            <wp:effectExtent l="0" t="0" r="0" b="0"/>
+            <wp:docPr id="26" name="Рисунок 26"/>
+            <wp:cNvGraphicFramePr>
+              <a:graphicFrameLocks xmlns:a="http://schemas.openxmlformats.org/drawingml/2006/main" noChangeAspect="1"/>
+            </wp:cNvGraphicFramePr>
+            <a:graphic xmlns:a="http://schemas.openxmlformats.org/drawingml/2006/main">
+              <a:graphicData uri="http://schemas.openxmlformats.org/drawingml/2006/picture">
+                <pic:pic xmlns:pic="http://schemas.openxmlformats.org/drawingml/2006/picture">
+                  <pic:nvPicPr>
+                    <pic:cNvPr id="0" name=""/>
+                    <pic:cNvPicPr/>
+                  </pic:nvPicPr>
+                  <pic:blipFill>
+                    <a:blip r:embed="rId32"/>
+                    <a:stretch>
+                      <a:fillRect/>
+                    </a:stretch>
+                  </pic:blipFill>
+                  <pic:spPr>
+                    <a:xfrm>
+                      <a:off x="0" y="0"/>
+                      <a:ext cx="4305901" cy="3486637"/>
+                    </a:xfrm>
+                    <a:prstGeom prst="rect">
+                      <a:avLst/>
+                    </a:prstGeom>
+                  </pic:spPr>
+                </pic:pic>
+              </a:graphicData>
+            </a:graphic>
+          </wp:inline>
+        </w:drawing>
+      </w:r>
     </w:p>
     <w:p>
       <w:pPr>
@@ -9601,7 +10892,168 @@
           <w:sz w:val="28"/>
           <w:szCs w:val="28"/>
         </w:rPr>
-        <w:t xml:space="preserve">Получить сведения о поставках определенного товара указанным поставщиком за некоторый период. </w:t>
+        <w:t>Получить сведения о поставках определенного товара указанным п</w:t>
+      </w:r>
+      <w:r>
+        <w:rPr>
+          <w:rFonts w:ascii="Times New Roman" w:hAnsi="Times New Roman" w:cs="Times New Roman"/>
+          <w:sz w:val="28"/>
+          <w:szCs w:val="28"/>
+        </w:rPr>
+        <w:t>оставщиком за некоторый период.</w:t>
+      </w:r>
+      <w:r>
+        <w:rPr>
+          <w:rFonts w:ascii="Times New Roman" w:hAnsi="Times New Roman" w:cs="Times New Roman"/>
+          <w:sz w:val="28"/>
+          <w:szCs w:val="28"/>
+        </w:rPr>
+        <w:br/>
+      </w:r>
+      <w:r>
+        <w:rPr>
+          <w:rFonts w:ascii="Times New Roman" w:hAnsi="Times New Roman" w:cs="Times New Roman"/>
+          <w:sz w:val="28"/>
+          <w:szCs w:val="28"/>
+        </w:rPr>
+        <w:lastRenderedPageBreak/>
+        <w:drawing>
+          <wp:inline distT="0" distB="0" distL="0" distR="0" wp14:anchorId="3BB9D08B" wp14:editId="6282271B">
+            <wp:extent cx="5744377" cy="6744642"/>
+            <wp:effectExtent l="0" t="0" r="8890" b="0"/>
+            <wp:docPr id="28" name="Рисунок 28"/>
+            <wp:cNvGraphicFramePr>
+              <a:graphicFrameLocks xmlns:a="http://schemas.openxmlformats.org/drawingml/2006/main" noChangeAspect="1"/>
+            </wp:cNvGraphicFramePr>
+            <a:graphic xmlns:a="http://schemas.openxmlformats.org/drawingml/2006/main">
+              <a:graphicData uri="http://schemas.openxmlformats.org/drawingml/2006/picture">
+                <pic:pic xmlns:pic="http://schemas.openxmlformats.org/drawingml/2006/picture">
+                  <pic:nvPicPr>
+                    <pic:cNvPr id="0" name=""/>
+                    <pic:cNvPicPr/>
+                  </pic:nvPicPr>
+                  <pic:blipFill>
+                    <a:blip r:embed="rId33"/>
+                    <a:stretch>
+                      <a:fillRect/>
+                    </a:stretch>
+                  </pic:blipFill>
+                  <pic:spPr>
+                    <a:xfrm>
+                      <a:off x="0" y="0"/>
+                      <a:ext cx="5744377" cy="6744642"/>
+                    </a:xfrm>
+                    <a:prstGeom prst="rect">
+                      <a:avLst/>
+                    </a:prstGeom>
+                  </pic:spPr>
+                </pic:pic>
+              </a:graphicData>
+            </a:graphic>
+          </wp:inline>
+        </w:drawing>
+      </w:r>
+      <w:r>
+        <w:rPr>
+          <w:rFonts w:ascii="Times New Roman" w:hAnsi="Times New Roman" w:cs="Times New Roman"/>
+          <w:sz w:val="28"/>
+          <w:szCs w:val="28"/>
+        </w:rPr>
+        <w:br/>
+      </w:r>
+      <w:r>
+        <w:rPr>
+          <w:rFonts w:ascii="Times New Roman" w:hAnsi="Times New Roman" w:cs="Times New Roman"/>
+          <w:sz w:val="28"/>
+          <w:szCs w:val="28"/>
+        </w:rPr>
+        <w:lastRenderedPageBreak/>
+        <w:drawing>
+          <wp:inline distT="0" distB="0" distL="0" distR="0" wp14:anchorId="36232302" wp14:editId="7D02C24A">
+            <wp:extent cx="3829585" cy="2419688"/>
+            <wp:effectExtent l="0" t="0" r="0" b="0"/>
+            <wp:docPr id="29" name="Рисунок 29"/>
+            <wp:cNvGraphicFramePr>
+              <a:graphicFrameLocks xmlns:a="http://schemas.openxmlformats.org/drawingml/2006/main" noChangeAspect="1"/>
+            </wp:cNvGraphicFramePr>
+            <a:graphic xmlns:a="http://schemas.openxmlformats.org/drawingml/2006/main">
+              <a:graphicData uri="http://schemas.openxmlformats.org/drawingml/2006/picture">
+                <pic:pic xmlns:pic="http://schemas.openxmlformats.org/drawingml/2006/picture">
+                  <pic:nvPicPr>
+                    <pic:cNvPr id="0" name=""/>
+                    <pic:cNvPicPr/>
+                  </pic:nvPicPr>
+                  <pic:blipFill>
+                    <a:blip r:embed="rId34"/>
+                    <a:stretch>
+                      <a:fillRect/>
+                    </a:stretch>
+                  </pic:blipFill>
+                  <pic:spPr>
+                    <a:xfrm>
+                      <a:off x="0" y="0"/>
+                      <a:ext cx="3829585" cy="2419688"/>
+                    </a:xfrm>
+                    <a:prstGeom prst="rect">
+                      <a:avLst/>
+                    </a:prstGeom>
+                  </pic:spPr>
+                </pic:pic>
+              </a:graphicData>
+            </a:graphic>
+          </wp:inline>
+        </w:drawing>
+      </w:r>
+      <w:r>
+        <w:rPr>
+          <w:rFonts w:ascii="Times New Roman" w:hAnsi="Times New Roman" w:cs="Times New Roman"/>
+          <w:sz w:val="28"/>
+          <w:szCs w:val="28"/>
+          <w:lang w:val="en-US"/>
+        </w:rPr>
+        <w:br/>
+      </w:r>
+      <w:r>
+        <w:rPr>
+          <w:rFonts w:ascii="Times New Roman" w:hAnsi="Times New Roman" w:cs="Times New Roman"/>
+          <w:sz w:val="28"/>
+          <w:szCs w:val="28"/>
+        </w:rPr>
+        <w:drawing>
+          <wp:inline distT="0" distB="0" distL="0" distR="0" wp14:anchorId="3E5B8D71" wp14:editId="594E027D">
+            <wp:extent cx="4410691" cy="1981477"/>
+            <wp:effectExtent l="0" t="0" r="0" b="0"/>
+            <wp:docPr id="30" name="Рисунок 30"/>
+            <wp:cNvGraphicFramePr>
+              <a:graphicFrameLocks xmlns:a="http://schemas.openxmlformats.org/drawingml/2006/main" noChangeAspect="1"/>
+            </wp:cNvGraphicFramePr>
+            <a:graphic xmlns:a="http://schemas.openxmlformats.org/drawingml/2006/main">
+              <a:graphicData uri="http://schemas.openxmlformats.org/drawingml/2006/picture">
+                <pic:pic xmlns:pic="http://schemas.openxmlformats.org/drawingml/2006/picture">
+                  <pic:nvPicPr>
+                    <pic:cNvPr id="0" name=""/>
+                    <pic:cNvPicPr/>
+                  </pic:nvPicPr>
+                  <pic:blipFill>
+                    <a:blip r:embed="rId35"/>
+                    <a:stretch>
+                      <a:fillRect/>
+                    </a:stretch>
+                  </pic:blipFill>
+                  <pic:spPr>
+                    <a:xfrm>
+                      <a:off x="0" y="0"/>
+                      <a:ext cx="4410691" cy="1981477"/>
+                    </a:xfrm>
+                    <a:prstGeom prst="rect">
+                      <a:avLst/>
+                    </a:prstGeom>
+                  </pic:spPr>
+                </pic:pic>
+              </a:graphicData>
+            </a:graphic>
+          </wp:inline>
+        </w:drawing>
       </w:r>
     </w:p>
     <w:p>
@@ -9624,7 +11076,118 @@
           <w:sz w:val="28"/>
           <w:szCs w:val="28"/>
         </w:rPr>
-        <w:t xml:space="preserve">Получить сведения о поставках товаров по указанному номеру заказа. </w:t>
+        <w:lastRenderedPageBreak/>
+        <w:t>Получить сведения о поставках товар</w:t>
+      </w:r>
+      <w:r>
+        <w:rPr>
+          <w:rFonts w:ascii="Times New Roman" w:hAnsi="Times New Roman" w:cs="Times New Roman"/>
+          <w:sz w:val="28"/>
+          <w:szCs w:val="28"/>
+        </w:rPr>
+        <w:t>ов по указанному номеру заказа.</w:t>
+      </w:r>
+      <w:r>
+        <w:rPr>
+          <w:rFonts w:ascii="Times New Roman" w:hAnsi="Times New Roman" w:cs="Times New Roman"/>
+          <w:sz w:val="28"/>
+          <w:szCs w:val="28"/>
+        </w:rPr>
+        <w:br/>
+      </w:r>
+      <w:r>
+        <w:rPr>
+          <w:rFonts w:ascii="Times New Roman" w:hAnsi="Times New Roman" w:cs="Times New Roman"/>
+          <w:sz w:val="28"/>
+          <w:szCs w:val="28"/>
+        </w:rPr>
+        <w:drawing>
+          <wp:inline distT="0" distB="0" distL="0" distR="0" wp14:anchorId="21DE3EB5" wp14:editId="66187CE5">
+            <wp:extent cx="5058481" cy="962159"/>
+            <wp:effectExtent l="0" t="0" r="8890" b="9525"/>
+            <wp:docPr id="32" name="Рисунок 32"/>
+            <wp:cNvGraphicFramePr>
+              <a:graphicFrameLocks xmlns:a="http://schemas.openxmlformats.org/drawingml/2006/main" noChangeAspect="1"/>
+            </wp:cNvGraphicFramePr>
+            <a:graphic xmlns:a="http://schemas.openxmlformats.org/drawingml/2006/main">
+              <a:graphicData uri="http://schemas.openxmlformats.org/drawingml/2006/picture">
+                <pic:pic xmlns:pic="http://schemas.openxmlformats.org/drawingml/2006/picture">
+                  <pic:nvPicPr>
+                    <pic:cNvPr id="0" name=""/>
+                    <pic:cNvPicPr/>
+                  </pic:nvPicPr>
+                  <pic:blipFill>
+                    <a:blip r:embed="rId36"/>
+                    <a:stretch>
+                      <a:fillRect/>
+                    </a:stretch>
+                  </pic:blipFill>
+                  <pic:spPr>
+                    <a:xfrm>
+                      <a:off x="0" y="0"/>
+                      <a:ext cx="5058481" cy="962159"/>
+                    </a:xfrm>
+                    <a:prstGeom prst="rect">
+                      <a:avLst/>
+                    </a:prstGeom>
+                  </pic:spPr>
+                </pic:pic>
+              </a:graphicData>
+            </a:graphic>
+          </wp:inline>
+        </w:drawing>
+      </w:r>
+      <w:r>
+        <w:rPr>
+          <w:rFonts w:ascii="Times New Roman" w:hAnsi="Times New Roman" w:cs="Times New Roman"/>
+          <w:sz w:val="28"/>
+          <w:szCs w:val="28"/>
+          <w:lang w:val="en-US"/>
+        </w:rPr>
+        <w:br/>
+      </w:r>
+      <w:r>
+        <w:rPr>
+          <w:rFonts w:ascii="Times New Roman" w:hAnsi="Times New Roman" w:cs="Times New Roman"/>
+          <w:sz w:val="28"/>
+          <w:szCs w:val="28"/>
+        </w:rPr>
+        <w:lastRenderedPageBreak/>
+        <w:drawing>
+          <wp:inline distT="0" distB="0" distL="0" distR="0" wp14:anchorId="5B2658C9" wp14:editId="665EAF0B">
+            <wp:extent cx="5039429" cy="8402223"/>
+            <wp:effectExtent l="0" t="0" r="8890" b="0"/>
+            <wp:docPr id="33" name="Рисунок 33"/>
+            <wp:cNvGraphicFramePr>
+              <a:graphicFrameLocks xmlns:a="http://schemas.openxmlformats.org/drawingml/2006/main" noChangeAspect="1"/>
+            </wp:cNvGraphicFramePr>
+            <a:graphic xmlns:a="http://schemas.openxmlformats.org/drawingml/2006/main">
+              <a:graphicData uri="http://schemas.openxmlformats.org/drawingml/2006/picture">
+                <pic:pic xmlns:pic="http://schemas.openxmlformats.org/drawingml/2006/picture">
+                  <pic:nvPicPr>
+                    <pic:cNvPr id="0" name=""/>
+                    <pic:cNvPicPr/>
+                  </pic:nvPicPr>
+                  <pic:blipFill>
+                    <a:blip r:embed="rId37"/>
+                    <a:stretch>
+                      <a:fillRect/>
+                    </a:stretch>
+                  </pic:blipFill>
+                  <pic:spPr>
+                    <a:xfrm>
+                      <a:off x="0" y="0"/>
+                      <a:ext cx="5039429" cy="8402223"/>
+                    </a:xfrm>
+                    <a:prstGeom prst="rect">
+                      <a:avLst/>
+                    </a:prstGeom>
+                  </pic:spPr>
+                </pic:pic>
+              </a:graphicData>
+            </a:graphic>
+          </wp:inline>
+        </w:drawing>
       </w:r>
     </w:p>
     <w:p>
@@ -9650,31 +11213,25 @@
           <w:sz w:val="28"/>
           <w:szCs w:val="28"/>
         </w:rPr>
-        <w:t xml:space="preserve">Получить сведения о наиболее активных покупателях по всем торговым точкам. </w:t>
-      </w:r>
-      <w:r>
-        <w:br w:type="page"/>
-      </w:r>
-    </w:p>
-    <w:p>
-      <w:pPr>
-        <w:pStyle w:val="1"/>
-      </w:pPr>
-      <w:bookmarkStart w:id="5" w:name="_Toc199469854"/>
-      <w:r>
-        <w:lastRenderedPageBreak/>
-        <w:t xml:space="preserve">4. Реализация </w:t>
-      </w:r>
-      <w:r>
-        <w:t>графического интерфейса</w:t>
-      </w:r>
-      <w:r>
-        <w:t xml:space="preserve"> для ИС</w:t>
-      </w:r>
-      <w:bookmarkEnd w:id="5"/>
-    </w:p>
-    <w:p>
-      <w:pPr>
+        <w:t>Получить сведения о наиболее активных покупателях по всем т</w:t>
+      </w:r>
+      <w:r>
+        <w:rPr>
+          <w:rFonts w:ascii="Times New Roman" w:hAnsi="Times New Roman" w:cs="Times New Roman"/>
+          <w:sz w:val="28"/>
+          <w:szCs w:val="28"/>
+        </w:rPr>
+        <w:t>орговым точкам.</w:t>
+      </w:r>
+      <w:r>
+        <w:rPr>
+          <w:rFonts w:ascii="Times New Roman" w:hAnsi="Times New Roman" w:cs="Times New Roman"/>
+          <w:sz w:val="28"/>
+          <w:szCs w:val="28"/>
+        </w:rPr>
+        <w:br/>
+      </w:r>
+      <w:r>
         <w:rPr>
           <w:rFonts w:ascii="Times New Roman" w:eastAsiaTheme="majorEastAsia" w:hAnsi="Times New Roman" w:cs="Times New Roman"/>
           <w:b/>
@@ -9683,6 +11240,117 @@
           <w:sz w:val="36"/>
           <w:szCs w:val="28"/>
         </w:rPr>
+        <w:lastRenderedPageBreak/>
+        <w:drawing>
+          <wp:inline distT="0" distB="0" distL="0" distR="0" wp14:anchorId="2A77D65E" wp14:editId="5267AA51">
+            <wp:extent cx="4867955" cy="7049484"/>
+            <wp:effectExtent l="0" t="0" r="8890" b="0"/>
+            <wp:docPr id="34" name="Рисунок 34"/>
+            <wp:cNvGraphicFramePr>
+              <a:graphicFrameLocks xmlns:a="http://schemas.openxmlformats.org/drawingml/2006/main" noChangeAspect="1"/>
+            </wp:cNvGraphicFramePr>
+            <a:graphic xmlns:a="http://schemas.openxmlformats.org/drawingml/2006/main">
+              <a:graphicData uri="http://schemas.openxmlformats.org/drawingml/2006/picture">
+                <pic:pic xmlns:pic="http://schemas.openxmlformats.org/drawingml/2006/picture">
+                  <pic:nvPicPr>
+                    <pic:cNvPr id="0" name=""/>
+                    <pic:cNvPicPr/>
+                  </pic:nvPicPr>
+                  <pic:blipFill>
+                    <a:blip r:embed="rId38"/>
+                    <a:stretch>
+                      <a:fillRect/>
+                    </a:stretch>
+                  </pic:blipFill>
+                  <pic:spPr>
+                    <a:xfrm>
+                      <a:off x="0" y="0"/>
+                      <a:ext cx="4867955" cy="7049484"/>
+                    </a:xfrm>
+                    <a:prstGeom prst="rect">
+                      <a:avLst/>
+                    </a:prstGeom>
+                  </pic:spPr>
+                </pic:pic>
+              </a:graphicData>
+            </a:graphic>
+          </wp:inline>
+        </w:drawing>
+      </w:r>
+      <w:r>
+        <w:rPr>
+          <w:rFonts w:ascii="Times New Roman" w:hAnsi="Times New Roman" w:cs="Times New Roman"/>
+          <w:sz w:val="28"/>
+          <w:szCs w:val="28"/>
+          <w:lang w:val="en-US"/>
+        </w:rPr>
+        <w:br/>
+      </w:r>
+      <w:r>
+        <w:rPr>
+          <w:rFonts w:ascii="Times New Roman" w:eastAsiaTheme="majorEastAsia" w:hAnsi="Times New Roman" w:cs="Times New Roman"/>
+          <w:b/>
+          <w:bCs/>
+          <w:color w:val="000000" w:themeColor="text1"/>
+          <w:sz w:val="36"/>
+          <w:szCs w:val="28"/>
+        </w:rPr>
+        <w:lastRenderedPageBreak/>
+        <w:drawing>
+          <wp:inline distT="0" distB="0" distL="0" distR="0" wp14:anchorId="018068A3" wp14:editId="363ADB0E">
+            <wp:extent cx="3848637" cy="2286319"/>
+            <wp:effectExtent l="0" t="0" r="0" b="0"/>
+            <wp:docPr id="35" name="Рисунок 35"/>
+            <wp:cNvGraphicFramePr>
+              <a:graphicFrameLocks xmlns:a="http://schemas.openxmlformats.org/drawingml/2006/main" noChangeAspect="1"/>
+            </wp:cNvGraphicFramePr>
+            <a:graphic xmlns:a="http://schemas.openxmlformats.org/drawingml/2006/main">
+              <a:graphicData uri="http://schemas.openxmlformats.org/drawingml/2006/picture">
+                <pic:pic xmlns:pic="http://schemas.openxmlformats.org/drawingml/2006/picture">
+                  <pic:nvPicPr>
+                    <pic:cNvPr id="0" name=""/>
+                    <pic:cNvPicPr/>
+                  </pic:nvPicPr>
+                  <pic:blipFill>
+                    <a:blip r:embed="rId39"/>
+                    <a:stretch>
+                      <a:fillRect/>
+                    </a:stretch>
+                  </pic:blipFill>
+                  <pic:spPr>
+                    <a:xfrm>
+                      <a:off x="0" y="0"/>
+                      <a:ext cx="3848637" cy="2286319"/>
+                    </a:xfrm>
+                    <a:prstGeom prst="rect">
+                      <a:avLst/>
+                    </a:prstGeom>
+                  </pic:spPr>
+                </pic:pic>
+              </a:graphicData>
+            </a:graphic>
+          </wp:inline>
+        </w:drawing>
+      </w:r>
+      <w:bookmarkStart w:id="5" w:name="_GoBack"/>
+      <w:bookmarkEnd w:id="5"/>
+    </w:p>
+    <w:p>
+      <w:pPr>
+        <w:pStyle w:val="a7"/>
+        <w:numPr>
+          <w:ilvl w:val="0"/>
+          <w:numId w:val="3"/>
+        </w:numPr>
+        <w:spacing w:after="0" w:line="360" w:lineRule="auto"/>
+        <w:rPr>
+          <w:rFonts w:ascii="Times New Roman" w:eastAsiaTheme="majorEastAsia" w:hAnsi="Times New Roman" w:cs="Times New Roman"/>
+          <w:b/>
+          <w:bCs/>
+          <w:color w:val="000000" w:themeColor="text1"/>
+          <w:sz w:val="36"/>
+          <w:szCs w:val="28"/>
+        </w:rPr>
       </w:pPr>
       <w:r>
         <w:br w:type="page"/>
@@ -9692,12 +11360,47 @@
       <w:pPr>
         <w:pStyle w:val="1"/>
       </w:pPr>
-      <w:bookmarkStart w:id="6" w:name="_Toc199469855"/>
+      <w:bookmarkStart w:id="6" w:name="_Toc200355634"/>
+      <w:r>
+        <w:lastRenderedPageBreak/>
+        <w:t>5</w:t>
+      </w:r>
+      <w:r>
+        <w:t xml:space="preserve">. Реализация </w:t>
+      </w:r>
+      <w:r>
+        <w:t>графического интерфейса</w:t>
+      </w:r>
+      <w:r>
+        <w:t xml:space="preserve"> для ИС</w:t>
+      </w:r>
+      <w:bookmarkEnd w:id="6"/>
+    </w:p>
+    <w:p>
+      <w:pPr>
+        <w:rPr>
+          <w:rFonts w:ascii="Times New Roman" w:eastAsiaTheme="majorEastAsia" w:hAnsi="Times New Roman" w:cs="Times New Roman"/>
+          <w:b/>
+          <w:bCs/>
+          <w:color w:val="000000" w:themeColor="text1"/>
+          <w:sz w:val="36"/>
+          <w:szCs w:val="28"/>
+        </w:rPr>
+      </w:pPr>
+      <w:r>
+        <w:br w:type="page"/>
+      </w:r>
+    </w:p>
+    <w:p>
+      <w:pPr>
+        <w:pStyle w:val="1"/>
+      </w:pPr>
+      <w:bookmarkStart w:id="7" w:name="_Toc200355635"/>
       <w:r>
         <w:lastRenderedPageBreak/>
         <w:t>Заключение</w:t>
       </w:r>
-      <w:bookmarkEnd w:id="6"/>
+      <w:bookmarkEnd w:id="7"/>
     </w:p>
     <w:sectPr>
       <w:pgSz w:w="11906" w:h="16838"/>
@@ -9765,7 +11468,7 @@
           <w:rPr>
             <w:noProof/>
           </w:rPr>
-          <w:t>8</w:t>
+          <w:t>30</w:t>
         </w:r>
         <w:r>
           <w:fldChar w:fldCharType="end"/>
@@ -10324,6 +12027,7 @@
   <w:style w:type="character" w:default="1" w:styleId="a0">
     <w:name w:val="Default Paragraph Font"/>
     <w:uiPriority w:val="1"/>
+    <w:semiHidden/>
     <w:unhideWhenUsed/>
   </w:style>
   <w:style w:type="table" w:default="1" w:styleId="a1">
@@ -10730,6 +12434,7 @@
   <w:style w:type="character" w:default="1" w:styleId="a0">
     <w:name w:val="Default Paragraph Font"/>
     <w:uiPriority w:val="1"/>
+    <w:semiHidden/>
     <w:unhideWhenUsed/>
   </w:style>
   <w:style w:type="table" w:default="1" w:styleId="a1">
@@ -11214,7 +12919,7 @@
 </file>
 
 <file path=customXml/itemProps1.xml><?xml version="1.0" encoding="utf-8"?>
-<ds:datastoreItem xmlns:ds="http://schemas.openxmlformats.org/officeDocument/2006/customXml" ds:itemID="{8CED218D-7369-4315-AC30-A59DDE659F1A}">
+<ds:datastoreItem xmlns:ds="http://schemas.openxmlformats.org/officeDocument/2006/customXml" ds:itemID="{0ADE9B35-0655-40DC-A4D9-404E30916B90}">
   <ds:schemaRefs>
     <ds:schemaRef ds:uri="http://schemas.openxmlformats.org/officeDocument/2006/bibliography"/>
   </ds:schemaRefs>

--- a/PI231-PolozovVA__MongoDBCourseWork-2025.docx
+++ b/PI231-PolozovVA__MongoDBCourseWork-2025.docx
@@ -11332,8 +11332,6 @@
           </wp:inline>
         </w:drawing>
       </w:r>
-      <w:bookmarkStart w:id="5" w:name="_GoBack"/>
-      <w:bookmarkEnd w:id="5"/>
     </w:p>
     <w:p>
       <w:pPr>
@@ -11360,7 +11358,7 @@
       <w:pPr>
         <w:pStyle w:val="1"/>
       </w:pPr>
-      <w:bookmarkStart w:id="6" w:name="_Toc200355634"/>
+      <w:bookmarkStart w:id="5" w:name="_Toc200355634"/>
       <w:r>
         <w:lastRenderedPageBreak/>
         <w:t>5</w:t>
@@ -11374,16 +11372,763 @@
       <w:r>
         <w:t xml:space="preserve"> для ИС</w:t>
       </w:r>
+      <w:bookmarkEnd w:id="5"/>
+    </w:p>
+    <w:p>
+      <w:pPr>
+        <w:spacing w:after="0"/>
+        <w:rPr>
+          <w:rFonts w:ascii="Times New Roman" w:hAnsi="Times New Roman" w:cs="Times New Roman"/>
+          <w:sz w:val="28"/>
+          <w:szCs w:val="28"/>
+        </w:rPr>
+      </w:pPr>
+      <w:r>
+        <w:drawing>
+          <wp:inline distT="0" distB="0" distL="0" distR="0" wp14:anchorId="24F31ECE" wp14:editId="1DF17A90">
+            <wp:extent cx="6120130" cy="2802033"/>
+            <wp:effectExtent l="0" t="0" r="0" b="0"/>
+            <wp:docPr id="37" name="Рисунок 37"/>
+            <wp:cNvGraphicFramePr>
+              <a:graphicFrameLocks xmlns:a="http://schemas.openxmlformats.org/drawingml/2006/main" noChangeAspect="1"/>
+            </wp:cNvGraphicFramePr>
+            <a:graphic xmlns:a="http://schemas.openxmlformats.org/drawingml/2006/main">
+              <a:graphicData uri="http://schemas.openxmlformats.org/drawingml/2006/picture">
+                <pic:pic xmlns:pic="http://schemas.openxmlformats.org/drawingml/2006/picture">
+                  <pic:nvPicPr>
+                    <pic:cNvPr id="0" name=""/>
+                    <pic:cNvPicPr/>
+                  </pic:nvPicPr>
+                  <pic:blipFill>
+                    <a:blip r:embed="rId40"/>
+                    <a:stretch>
+                      <a:fillRect/>
+                    </a:stretch>
+                  </pic:blipFill>
+                  <pic:spPr>
+                    <a:xfrm>
+                      <a:off x="0" y="0"/>
+                      <a:ext cx="6120130" cy="2802033"/>
+                    </a:xfrm>
+                    <a:prstGeom prst="rect">
+                      <a:avLst/>
+                    </a:prstGeom>
+                  </pic:spPr>
+                </pic:pic>
+              </a:graphicData>
+            </a:graphic>
+          </wp:inline>
+        </w:drawing>
+      </w:r>
+    </w:p>
+    <w:p>
+      <w:pPr>
+        <w:spacing w:after="0"/>
+        <w:ind w:firstLine="708"/>
+        <w:jc w:val="both"/>
+        <w:rPr>
+          <w:rFonts w:ascii="Times New Roman" w:hAnsi="Times New Roman" w:cs="Times New Roman"/>
+          <w:sz w:val="28"/>
+          <w:szCs w:val="28"/>
+        </w:rPr>
+      </w:pPr>
+      <w:r>
+        <w:rPr>
+          <w:rFonts w:ascii="Times New Roman" w:hAnsi="Times New Roman" w:cs="Times New Roman"/>
+          <w:sz w:val="28"/>
+          <w:szCs w:val="28"/>
+        </w:rPr>
+        <w:t xml:space="preserve">Главная страница отображает существующие в БД коллекции с указанием кол-ва документов в них. На этой и всех остальных страницах используются стили </w:t>
+      </w:r>
+      <w:r>
+        <w:rPr>
+          <w:rFonts w:ascii="Times New Roman" w:hAnsi="Times New Roman" w:cs="Times New Roman"/>
+          <w:sz w:val="28"/>
+          <w:szCs w:val="28"/>
+          <w:lang w:val="en-US"/>
+        </w:rPr>
+        <w:t>Bootstrap</w:t>
+      </w:r>
+      <w:r>
+        <w:rPr>
+          <w:rFonts w:ascii="Times New Roman" w:hAnsi="Times New Roman" w:cs="Times New Roman"/>
+          <w:sz w:val="28"/>
+          <w:szCs w:val="28"/>
+        </w:rPr>
+        <w:t>.</w:t>
+      </w:r>
+    </w:p>
+    <w:p>
+      <w:pPr>
+        <w:spacing w:after="0"/>
+        <w:rPr>
+          <w:lang w:val="en-US"/>
+        </w:rPr>
+      </w:pPr>
+      <w:r>
+        <w:drawing>
+          <wp:inline distT="0" distB="0" distL="0" distR="0" wp14:anchorId="5EC47B3E" wp14:editId="32B8F515">
+            <wp:extent cx="6120130" cy="2411037"/>
+            <wp:effectExtent l="0" t="0" r="0" b="8890"/>
+            <wp:docPr id="38" name="Рисунок 38"/>
+            <wp:cNvGraphicFramePr>
+              <a:graphicFrameLocks xmlns:a="http://schemas.openxmlformats.org/drawingml/2006/main" noChangeAspect="1"/>
+            </wp:cNvGraphicFramePr>
+            <a:graphic xmlns:a="http://schemas.openxmlformats.org/drawingml/2006/main">
+              <a:graphicData uri="http://schemas.openxmlformats.org/drawingml/2006/picture">
+                <pic:pic xmlns:pic="http://schemas.openxmlformats.org/drawingml/2006/picture">
+                  <pic:nvPicPr>
+                    <pic:cNvPr id="0" name=""/>
+                    <pic:cNvPicPr/>
+                  </pic:nvPicPr>
+                  <pic:blipFill>
+                    <a:blip r:embed="rId41"/>
+                    <a:stretch>
+                      <a:fillRect/>
+                    </a:stretch>
+                  </pic:blipFill>
+                  <pic:spPr>
+                    <a:xfrm>
+                      <a:off x="0" y="0"/>
+                      <a:ext cx="6120130" cy="2411037"/>
+                    </a:xfrm>
+                    <a:prstGeom prst="rect">
+                      <a:avLst/>
+                    </a:prstGeom>
+                  </pic:spPr>
+                </pic:pic>
+              </a:graphicData>
+            </a:graphic>
+          </wp:inline>
+        </w:drawing>
+      </w:r>
+    </w:p>
+    <w:p>
+      <w:pPr>
+        <w:spacing w:after="0"/>
+        <w:ind w:firstLine="708"/>
+        <w:jc w:val="both"/>
+        <w:rPr>
+          <w:rFonts w:ascii="Times New Roman" w:hAnsi="Times New Roman" w:cs="Times New Roman"/>
+          <w:sz w:val="28"/>
+          <w:szCs w:val="28"/>
+        </w:rPr>
+      </w:pPr>
+      <w:r>
+        <w:rPr>
+          <w:rFonts w:ascii="Times New Roman" w:hAnsi="Times New Roman" w:cs="Times New Roman"/>
+          <w:sz w:val="28"/>
+          <w:szCs w:val="28"/>
+        </w:rPr>
+        <w:t>На странице вида</w:t>
+      </w:r>
+      <w:r>
+        <w:rPr>
+          <w:rFonts w:ascii="Times New Roman" w:hAnsi="Times New Roman" w:cs="Times New Roman"/>
+          <w:sz w:val="28"/>
+          <w:szCs w:val="28"/>
+        </w:rPr>
+        <w:t xml:space="preserve"> </w:t>
+      </w:r>
+      <w:r>
+        <w:rPr>
+          <w:rFonts w:ascii="Times New Roman" w:hAnsi="Times New Roman" w:cs="Times New Roman"/>
+          <w:sz w:val="28"/>
+          <w:szCs w:val="28"/>
+        </w:rPr>
+        <w:t>/</w:t>
+      </w:r>
+      <w:r>
+        <w:rPr>
+          <w:rFonts w:ascii="Times New Roman" w:hAnsi="Times New Roman" w:cs="Times New Roman"/>
+          <w:sz w:val="28"/>
+          <w:szCs w:val="28"/>
+          <w:lang w:val="en-US"/>
+        </w:rPr>
+        <w:t>collection</w:t>
+      </w:r>
+      <w:r>
+        <w:rPr>
+          <w:rFonts w:ascii="Times New Roman" w:hAnsi="Times New Roman" w:cs="Times New Roman"/>
+          <w:sz w:val="28"/>
+          <w:szCs w:val="28"/>
+        </w:rPr>
+        <w:t>/</w:t>
+      </w:r>
+      <w:proofErr w:type="spellStart"/>
+      <w:r>
+        <w:rPr>
+          <w:rFonts w:ascii="Times New Roman" w:hAnsi="Times New Roman" w:cs="Times New Roman"/>
+          <w:sz w:val="28"/>
+          <w:szCs w:val="28"/>
+          <w:lang w:val="en-US"/>
+        </w:rPr>
+        <w:t>collectionName</w:t>
+      </w:r>
+      <w:proofErr w:type="spellEnd"/>
+      <w:r>
+        <w:rPr>
+          <w:rFonts w:ascii="Times New Roman" w:hAnsi="Times New Roman" w:cs="Times New Roman"/>
+          <w:sz w:val="28"/>
+          <w:szCs w:val="28"/>
+        </w:rPr>
+        <w:t xml:space="preserve"> (</w:t>
+      </w:r>
+      <w:r>
+        <w:rPr>
+          <w:rFonts w:ascii="Times New Roman" w:hAnsi="Times New Roman" w:cs="Times New Roman"/>
+          <w:sz w:val="28"/>
+          <w:szCs w:val="28"/>
+        </w:rPr>
+        <w:t>с</w:t>
+      </w:r>
+      <w:r>
+        <w:rPr>
+          <w:rFonts w:ascii="Times New Roman" w:hAnsi="Times New Roman" w:cs="Times New Roman"/>
+          <w:sz w:val="28"/>
+          <w:szCs w:val="28"/>
+        </w:rPr>
+        <w:t xml:space="preserve">траница формируется </w:t>
+      </w:r>
+      <w:r>
+        <w:rPr>
+          <w:rFonts w:ascii="Times New Roman" w:hAnsi="Times New Roman" w:cs="Times New Roman"/>
+          <w:sz w:val="28"/>
+          <w:szCs w:val="28"/>
+        </w:rPr>
+        <w:t>динамически</w:t>
+      </w:r>
+      <w:r>
+        <w:rPr>
+          <w:rFonts w:ascii="Times New Roman" w:hAnsi="Times New Roman" w:cs="Times New Roman"/>
+          <w:sz w:val="28"/>
+          <w:szCs w:val="28"/>
+        </w:rPr>
+        <w:t>)</w:t>
+      </w:r>
+      <w:r>
+        <w:rPr>
+          <w:rFonts w:ascii="Times New Roman" w:hAnsi="Times New Roman" w:cs="Times New Roman"/>
+          <w:sz w:val="28"/>
+          <w:szCs w:val="28"/>
+        </w:rPr>
+        <w:t xml:space="preserve"> </w:t>
+      </w:r>
+      <w:r>
+        <w:rPr>
+          <w:rFonts w:ascii="Times New Roman" w:hAnsi="Times New Roman" w:cs="Times New Roman"/>
+          <w:sz w:val="28"/>
+          <w:szCs w:val="28"/>
+        </w:rPr>
+        <w:t>отображает</w:t>
+      </w:r>
+      <w:r>
+        <w:rPr>
+          <w:rFonts w:ascii="Times New Roman" w:hAnsi="Times New Roman" w:cs="Times New Roman"/>
+          <w:sz w:val="28"/>
+          <w:szCs w:val="28"/>
+        </w:rPr>
+        <w:t>ся</w:t>
+      </w:r>
+      <w:r>
+        <w:rPr>
+          <w:rFonts w:ascii="Times New Roman" w:hAnsi="Times New Roman" w:cs="Times New Roman"/>
+          <w:sz w:val="28"/>
+          <w:szCs w:val="28"/>
+        </w:rPr>
+        <w:t xml:space="preserve"> </w:t>
+      </w:r>
+      <w:r>
+        <w:rPr>
+          <w:rFonts w:ascii="Times New Roman" w:hAnsi="Times New Roman" w:cs="Times New Roman"/>
+          <w:sz w:val="28"/>
+          <w:szCs w:val="28"/>
+        </w:rPr>
+        <w:t>содержимое</w:t>
+      </w:r>
+      <w:r>
+        <w:rPr>
+          <w:rFonts w:ascii="Times New Roman" w:hAnsi="Times New Roman" w:cs="Times New Roman"/>
+          <w:sz w:val="28"/>
+          <w:szCs w:val="28"/>
+        </w:rPr>
+        <w:t xml:space="preserve"> </w:t>
+      </w:r>
+      <w:r>
+        <w:rPr>
+          <w:rFonts w:ascii="Times New Roman" w:hAnsi="Times New Roman" w:cs="Times New Roman"/>
+          <w:sz w:val="28"/>
+          <w:szCs w:val="28"/>
+        </w:rPr>
+        <w:t>данной коллекции.</w:t>
+      </w:r>
+    </w:p>
+    <w:p>
+      <w:pPr>
+        <w:spacing w:after="0"/>
+        <w:ind w:firstLine="708"/>
+        <w:jc w:val="both"/>
+        <w:rPr>
+          <w:rFonts w:ascii="Times New Roman" w:hAnsi="Times New Roman" w:cs="Times New Roman"/>
+          <w:sz w:val="28"/>
+          <w:szCs w:val="28"/>
+        </w:rPr>
+      </w:pPr>
+      <w:r>
+        <w:rPr>
+          <w:rFonts w:ascii="Times New Roman" w:hAnsi="Times New Roman" w:cs="Times New Roman"/>
+          <w:sz w:val="28"/>
+          <w:szCs w:val="28"/>
+        </w:rPr>
+        <w:lastRenderedPageBreak/>
+        <w:drawing>
+          <wp:inline distT="0" distB="0" distL="0" distR="0" wp14:anchorId="16B5FFBD" wp14:editId="5F20BC9E">
+            <wp:extent cx="6120130" cy="4117776"/>
+            <wp:effectExtent l="0" t="0" r="0" b="0"/>
+            <wp:docPr id="40" name="Рисунок 40"/>
+            <wp:cNvGraphicFramePr>
+              <a:graphicFrameLocks xmlns:a="http://schemas.openxmlformats.org/drawingml/2006/main" noChangeAspect="1"/>
+            </wp:cNvGraphicFramePr>
+            <a:graphic xmlns:a="http://schemas.openxmlformats.org/drawingml/2006/main">
+              <a:graphicData uri="http://schemas.openxmlformats.org/drawingml/2006/picture">
+                <pic:pic xmlns:pic="http://schemas.openxmlformats.org/drawingml/2006/picture">
+                  <pic:nvPicPr>
+                    <pic:cNvPr id="0" name=""/>
+                    <pic:cNvPicPr/>
+                  </pic:nvPicPr>
+                  <pic:blipFill>
+                    <a:blip r:embed="rId42"/>
+                    <a:stretch>
+                      <a:fillRect/>
+                    </a:stretch>
+                  </pic:blipFill>
+                  <pic:spPr>
+                    <a:xfrm>
+                      <a:off x="0" y="0"/>
+                      <a:ext cx="6120130" cy="4117776"/>
+                    </a:xfrm>
+                    <a:prstGeom prst="rect">
+                      <a:avLst/>
+                    </a:prstGeom>
+                  </pic:spPr>
+                </pic:pic>
+              </a:graphicData>
+            </a:graphic>
+          </wp:inline>
+        </w:drawing>
+      </w:r>
+    </w:p>
+    <w:p>
+      <w:pPr>
+        <w:spacing w:after="0"/>
+        <w:ind w:firstLine="708"/>
+        <w:jc w:val="both"/>
+        <w:rPr>
+          <w:rFonts w:ascii="Times New Roman" w:hAnsi="Times New Roman" w:cs="Times New Roman"/>
+          <w:sz w:val="28"/>
+          <w:szCs w:val="28"/>
+        </w:rPr>
+      </w:pPr>
+      <w:r>
+        <w:rPr>
+          <w:rFonts w:ascii="Times New Roman" w:hAnsi="Times New Roman" w:cs="Times New Roman"/>
+          <w:sz w:val="28"/>
+          <w:szCs w:val="28"/>
+        </w:rPr>
+        <w:t>На</w:t>
+      </w:r>
+      <w:r>
+        <w:rPr>
+          <w:rFonts w:ascii="Times New Roman" w:hAnsi="Times New Roman" w:cs="Times New Roman"/>
+          <w:sz w:val="28"/>
+          <w:szCs w:val="28"/>
+        </w:rPr>
+        <w:t xml:space="preserve"> </w:t>
+      </w:r>
+      <w:r>
+        <w:rPr>
+          <w:rFonts w:ascii="Times New Roman" w:hAnsi="Times New Roman" w:cs="Times New Roman"/>
+          <w:sz w:val="28"/>
+          <w:szCs w:val="28"/>
+        </w:rPr>
+        <w:t>странице</w:t>
+      </w:r>
+      <w:r>
+        <w:rPr>
+          <w:rFonts w:ascii="Times New Roman" w:hAnsi="Times New Roman" w:cs="Times New Roman"/>
+          <w:sz w:val="28"/>
+          <w:szCs w:val="28"/>
+        </w:rPr>
+        <w:t xml:space="preserve"> </w:t>
+      </w:r>
+      <w:r>
+        <w:rPr>
+          <w:rFonts w:ascii="Times New Roman" w:hAnsi="Times New Roman" w:cs="Times New Roman"/>
+          <w:sz w:val="28"/>
+          <w:szCs w:val="28"/>
+          <w:lang w:val="en-US"/>
+        </w:rPr>
+        <w:t>collections</w:t>
+      </w:r>
+      <w:r>
+        <w:rPr>
+          <w:rFonts w:ascii="Times New Roman" w:hAnsi="Times New Roman" w:cs="Times New Roman"/>
+          <w:sz w:val="28"/>
+          <w:szCs w:val="28"/>
+        </w:rPr>
+        <w:t>/</w:t>
+      </w:r>
+      <w:proofErr w:type="spellStart"/>
+      <w:r>
+        <w:rPr>
+          <w:rFonts w:ascii="Times New Roman" w:hAnsi="Times New Roman" w:cs="Times New Roman"/>
+          <w:sz w:val="28"/>
+          <w:szCs w:val="28"/>
+          <w:lang w:val="en-US"/>
+        </w:rPr>
+        <w:t>collectionName</w:t>
+      </w:r>
+      <w:proofErr w:type="spellEnd"/>
+      <w:r>
+        <w:rPr>
+          <w:rFonts w:ascii="Times New Roman" w:hAnsi="Times New Roman" w:cs="Times New Roman"/>
+          <w:sz w:val="28"/>
+          <w:szCs w:val="28"/>
+        </w:rPr>
+        <w:t>/</w:t>
+      </w:r>
+      <w:r>
+        <w:rPr>
+          <w:rFonts w:ascii="Times New Roman" w:hAnsi="Times New Roman" w:cs="Times New Roman"/>
+          <w:sz w:val="28"/>
+          <w:szCs w:val="28"/>
+          <w:lang w:val="en-US"/>
+        </w:rPr>
+        <w:t>new</w:t>
+      </w:r>
+      <w:r>
+        <w:rPr>
+          <w:rFonts w:ascii="Times New Roman" w:hAnsi="Times New Roman" w:cs="Times New Roman"/>
+          <w:sz w:val="28"/>
+          <w:szCs w:val="28"/>
+        </w:rPr>
+        <w:t xml:space="preserve"> </w:t>
+      </w:r>
+      <w:r>
+        <w:rPr>
+          <w:rFonts w:ascii="Times New Roman" w:hAnsi="Times New Roman" w:cs="Times New Roman"/>
+          <w:sz w:val="28"/>
+          <w:szCs w:val="28"/>
+        </w:rPr>
+        <w:t>расположена форма добавления нового документа в коллекцию.</w:t>
+      </w:r>
+    </w:p>
+    <w:p>
+      <w:pPr>
+        <w:spacing w:after="0"/>
+        <w:jc w:val="both"/>
+        <w:rPr>
+          <w:rFonts w:ascii="Times New Roman" w:hAnsi="Times New Roman" w:cs="Times New Roman"/>
+          <w:sz w:val="28"/>
+          <w:szCs w:val="28"/>
+          <w:lang w:val="en-US"/>
+        </w:rPr>
+      </w:pPr>
+      <w:r>
+        <w:rPr>
+          <w:rFonts w:ascii="Times New Roman" w:hAnsi="Times New Roman" w:cs="Times New Roman"/>
+          <w:sz w:val="28"/>
+          <w:szCs w:val="28"/>
+        </w:rPr>
+        <w:drawing>
+          <wp:inline distT="0" distB="0" distL="0" distR="0" wp14:anchorId="6DC48683" wp14:editId="0EFCF6D1">
+            <wp:extent cx="6120130" cy="3292831"/>
+            <wp:effectExtent l="0" t="0" r="0" b="3175"/>
+            <wp:docPr id="41" name="Рисунок 41"/>
+            <wp:cNvGraphicFramePr>
+              <a:graphicFrameLocks xmlns:a="http://schemas.openxmlformats.org/drawingml/2006/main" noChangeAspect="1"/>
+            </wp:cNvGraphicFramePr>
+            <a:graphic xmlns:a="http://schemas.openxmlformats.org/drawingml/2006/main">
+              <a:graphicData uri="http://schemas.openxmlformats.org/drawingml/2006/picture">
+                <pic:pic xmlns:pic="http://schemas.openxmlformats.org/drawingml/2006/picture">
+                  <pic:nvPicPr>
+                    <pic:cNvPr id="0" name=""/>
+                    <pic:cNvPicPr/>
+                  </pic:nvPicPr>
+                  <pic:blipFill>
+                    <a:blip r:embed="rId43"/>
+                    <a:stretch>
+                      <a:fillRect/>
+                    </a:stretch>
+                  </pic:blipFill>
+                  <pic:spPr>
+                    <a:xfrm>
+                      <a:off x="0" y="0"/>
+                      <a:ext cx="6120130" cy="3292831"/>
+                    </a:xfrm>
+                    <a:prstGeom prst="rect">
+                      <a:avLst/>
+                    </a:prstGeom>
+                  </pic:spPr>
+                </pic:pic>
+              </a:graphicData>
+            </a:graphic>
+          </wp:inline>
+        </w:drawing>
+      </w:r>
+    </w:p>
+    <w:p>
+      <w:pPr>
+        <w:spacing w:after="0"/>
+        <w:ind w:firstLine="708"/>
+        <w:jc w:val="both"/>
+        <w:rPr>
+          <w:rFonts w:ascii="Times New Roman" w:hAnsi="Times New Roman" w:cs="Times New Roman"/>
+          <w:sz w:val="28"/>
+          <w:szCs w:val="28"/>
+        </w:rPr>
+      </w:pPr>
+      <w:r>
+        <w:rPr>
+          <w:rFonts w:ascii="Times New Roman" w:hAnsi="Times New Roman" w:cs="Times New Roman"/>
+          <w:sz w:val="28"/>
+          <w:szCs w:val="28"/>
+        </w:rPr>
+        <w:t>На</w:t>
+      </w:r>
+      <w:r>
+        <w:rPr>
+          <w:rFonts w:ascii="Times New Roman" w:hAnsi="Times New Roman" w:cs="Times New Roman"/>
+          <w:sz w:val="28"/>
+          <w:szCs w:val="28"/>
+        </w:rPr>
+        <w:t xml:space="preserve"> </w:t>
+      </w:r>
+      <w:r>
+        <w:rPr>
+          <w:rFonts w:ascii="Times New Roman" w:hAnsi="Times New Roman" w:cs="Times New Roman"/>
+          <w:sz w:val="28"/>
+          <w:szCs w:val="28"/>
+        </w:rPr>
+        <w:t>странице</w:t>
+      </w:r>
+      <w:r>
+        <w:rPr>
+          <w:rFonts w:ascii="Times New Roman" w:hAnsi="Times New Roman" w:cs="Times New Roman"/>
+          <w:sz w:val="28"/>
+          <w:szCs w:val="28"/>
+        </w:rPr>
+        <w:t xml:space="preserve"> </w:t>
+      </w:r>
+      <w:r>
+        <w:rPr>
+          <w:rFonts w:ascii="Times New Roman" w:hAnsi="Times New Roman" w:cs="Times New Roman"/>
+          <w:sz w:val="28"/>
+          <w:szCs w:val="28"/>
+          <w:lang w:val="en-US"/>
+        </w:rPr>
+        <w:t>collections</w:t>
+      </w:r>
+      <w:r>
+        <w:rPr>
+          <w:rFonts w:ascii="Times New Roman" w:hAnsi="Times New Roman" w:cs="Times New Roman"/>
+          <w:sz w:val="28"/>
+          <w:szCs w:val="28"/>
+        </w:rPr>
+        <w:t>/</w:t>
+      </w:r>
+      <w:proofErr w:type="spellStart"/>
+      <w:r>
+        <w:rPr>
+          <w:rFonts w:ascii="Times New Roman" w:hAnsi="Times New Roman" w:cs="Times New Roman"/>
+          <w:sz w:val="28"/>
+          <w:szCs w:val="28"/>
+          <w:lang w:val="en-US"/>
+        </w:rPr>
+        <w:t>collectionName</w:t>
+      </w:r>
+      <w:proofErr w:type="spellEnd"/>
+      <w:r>
+        <w:rPr>
+          <w:rFonts w:ascii="Times New Roman" w:hAnsi="Times New Roman" w:cs="Times New Roman"/>
+          <w:sz w:val="28"/>
+          <w:szCs w:val="28"/>
+        </w:rPr>
+        <w:t>/</w:t>
+      </w:r>
+      <w:proofErr w:type="spellStart"/>
+      <w:r>
+        <w:rPr>
+          <w:rFonts w:ascii="Times New Roman" w:hAnsi="Times New Roman" w:cs="Times New Roman"/>
+          <w:sz w:val="28"/>
+          <w:szCs w:val="28"/>
+          <w:lang w:val="en-US"/>
+        </w:rPr>
+        <w:t>documentId</w:t>
+      </w:r>
+      <w:proofErr w:type="spellEnd"/>
+      <w:r>
+        <w:rPr>
+          <w:rFonts w:ascii="Times New Roman" w:hAnsi="Times New Roman" w:cs="Times New Roman"/>
+          <w:sz w:val="28"/>
+          <w:szCs w:val="28"/>
+        </w:rPr>
+        <w:t>/</w:t>
+      </w:r>
+      <w:r>
+        <w:rPr>
+          <w:rFonts w:ascii="Times New Roman" w:hAnsi="Times New Roman" w:cs="Times New Roman"/>
+          <w:sz w:val="28"/>
+          <w:szCs w:val="28"/>
+          <w:lang w:val="en-US"/>
+        </w:rPr>
+        <w:t>edit</w:t>
+      </w:r>
+      <w:r>
+        <w:rPr>
+          <w:rFonts w:ascii="Times New Roman" w:hAnsi="Times New Roman" w:cs="Times New Roman"/>
+          <w:sz w:val="28"/>
+          <w:szCs w:val="28"/>
+        </w:rPr>
+        <w:t xml:space="preserve"> </w:t>
+      </w:r>
+      <w:r>
+        <w:rPr>
+          <w:rFonts w:ascii="Times New Roman" w:hAnsi="Times New Roman" w:cs="Times New Roman"/>
+          <w:sz w:val="28"/>
+          <w:szCs w:val="28"/>
+        </w:rPr>
+        <w:t xml:space="preserve">расположена форма </w:t>
+      </w:r>
+      <w:r>
+        <w:rPr>
+          <w:rFonts w:ascii="Times New Roman" w:hAnsi="Times New Roman" w:cs="Times New Roman"/>
+          <w:sz w:val="28"/>
+          <w:szCs w:val="28"/>
+        </w:rPr>
+        <w:t>для изменения существующего документа</w:t>
+      </w:r>
+      <w:r>
+        <w:rPr>
+          <w:rFonts w:ascii="Times New Roman" w:hAnsi="Times New Roman" w:cs="Times New Roman"/>
+          <w:sz w:val="28"/>
+          <w:szCs w:val="28"/>
+        </w:rPr>
+        <w:t>.</w:t>
+      </w:r>
+    </w:p>
+    <w:p>
+      <w:pPr>
+        <w:spacing w:after="0"/>
+        <w:jc w:val="both"/>
+        <w:rPr>
+          <w:rFonts w:ascii="Times New Roman" w:hAnsi="Times New Roman" w:cs="Times New Roman"/>
+          <w:sz w:val="28"/>
+          <w:szCs w:val="28"/>
+        </w:rPr>
+      </w:pPr>
+      <w:r>
+        <w:rPr>
+          <w:rFonts w:ascii="Times New Roman" w:hAnsi="Times New Roman" w:cs="Times New Roman"/>
+          <w:sz w:val="28"/>
+          <w:szCs w:val="28"/>
+        </w:rPr>
+        <w:lastRenderedPageBreak/>
+        <w:drawing>
+          <wp:inline distT="0" distB="0" distL="0" distR="0" wp14:anchorId="57F4DA59" wp14:editId="172211C5">
+            <wp:extent cx="6120130" cy="2875937"/>
+            <wp:effectExtent l="0" t="0" r="0" b="635"/>
+            <wp:docPr id="42" name="Рисунок 42"/>
+            <wp:cNvGraphicFramePr>
+              <a:graphicFrameLocks xmlns:a="http://schemas.openxmlformats.org/drawingml/2006/main" noChangeAspect="1"/>
+            </wp:cNvGraphicFramePr>
+            <a:graphic xmlns:a="http://schemas.openxmlformats.org/drawingml/2006/main">
+              <a:graphicData uri="http://schemas.openxmlformats.org/drawingml/2006/picture">
+                <pic:pic xmlns:pic="http://schemas.openxmlformats.org/drawingml/2006/picture">
+                  <pic:nvPicPr>
+                    <pic:cNvPr id="0" name=""/>
+                    <pic:cNvPicPr/>
+                  </pic:nvPicPr>
+                  <pic:blipFill>
+                    <a:blip r:embed="rId44"/>
+                    <a:stretch>
+                      <a:fillRect/>
+                    </a:stretch>
+                  </pic:blipFill>
+                  <pic:spPr>
+                    <a:xfrm>
+                      <a:off x="0" y="0"/>
+                      <a:ext cx="6120130" cy="2875937"/>
+                    </a:xfrm>
+                    <a:prstGeom prst="rect">
+                      <a:avLst/>
+                    </a:prstGeom>
+                  </pic:spPr>
+                </pic:pic>
+              </a:graphicData>
+            </a:graphic>
+          </wp:inline>
+        </w:drawing>
+      </w:r>
+    </w:p>
+    <w:p>
+      <w:pPr>
+        <w:spacing w:after="0"/>
+        <w:jc w:val="both"/>
+        <w:rPr>
+          <w:rFonts w:ascii="Times New Roman" w:hAnsi="Times New Roman" w:cs="Times New Roman"/>
+          <w:sz w:val="28"/>
+          <w:szCs w:val="28"/>
+        </w:rPr>
+      </w:pPr>
+      <w:r>
+        <w:rPr>
+          <w:rFonts w:ascii="Times New Roman" w:hAnsi="Times New Roman" w:cs="Times New Roman"/>
+          <w:sz w:val="28"/>
+          <w:szCs w:val="28"/>
+          <w:lang w:val="en-US"/>
+        </w:rPr>
+        <w:tab/>
+      </w:r>
+      <w:r>
+        <w:rPr>
+          <w:rFonts w:ascii="Times New Roman" w:hAnsi="Times New Roman" w:cs="Times New Roman"/>
+          <w:sz w:val="28"/>
+          <w:szCs w:val="28"/>
+        </w:rPr>
+        <w:t>Есть возможность удаления документа из коллекции.</w:t>
+      </w:r>
+      <w:bookmarkStart w:id="6" w:name="_GoBack"/>
       <w:bookmarkEnd w:id="6"/>
     </w:p>
     <w:p>
       <w:pPr>
-        <w:rPr>
-          <w:rFonts w:ascii="Times New Roman" w:eastAsiaTheme="majorEastAsia" w:hAnsi="Times New Roman" w:cs="Times New Roman"/>
-          <w:b/>
-          <w:bCs/>
-          <w:color w:val="000000" w:themeColor="text1"/>
-          <w:sz w:val="36"/>
+        <w:spacing w:after="0"/>
+        <w:ind w:firstLine="708"/>
+        <w:jc w:val="both"/>
+        <w:rPr>
+          <w:rFonts w:ascii="Times New Roman" w:hAnsi="Times New Roman" w:cs="Times New Roman"/>
+          <w:sz w:val="28"/>
+          <w:szCs w:val="28"/>
+        </w:rPr>
+      </w:pPr>
+    </w:p>
+    <w:p>
+      <w:pPr>
+        <w:ind w:firstLine="708"/>
+        <w:jc w:val="both"/>
+        <w:rPr>
+          <w:rFonts w:ascii="Times New Roman" w:hAnsi="Times New Roman" w:cs="Times New Roman"/>
+          <w:sz w:val="28"/>
+          <w:szCs w:val="28"/>
+        </w:rPr>
+      </w:pPr>
+    </w:p>
+    <w:p>
+      <w:pPr>
+        <w:rPr>
+          <w:rFonts w:ascii="Times New Roman" w:hAnsi="Times New Roman" w:cs="Times New Roman"/>
+          <w:sz w:val="28"/>
           <w:szCs w:val="28"/>
         </w:rPr>
       </w:pPr>
@@ -11468,7 +12213,7 @@
           <w:rPr>
             <w:noProof/>
           </w:rPr>
-          <w:t>30</w:t>
+          <w:t>33</w:t>
         </w:r>
         <w:r>
           <w:fldChar w:fldCharType="end"/>
@@ -11974,7 +12719,7 @@
   <w:style w:type="paragraph" w:default="1" w:styleId="a">
     <w:name w:val="Normal"/>
     <w:qFormat/>
-    <w:rsid w:val="00070FDD"/>
+    <w:rsid w:val="008066C8"/>
   </w:style>
   <w:style w:type="paragraph" w:styleId="1">
     <w:name w:val="heading 1"/>
@@ -12381,7 +13126,7 @@
   <w:style w:type="paragraph" w:default="1" w:styleId="a">
     <w:name w:val="Normal"/>
     <w:qFormat/>
-    <w:rsid w:val="00070FDD"/>
+    <w:rsid w:val="008066C8"/>
   </w:style>
   <w:style w:type="paragraph" w:styleId="1">
     <w:name w:val="heading 1"/>
@@ -12919,7 +13664,7 @@
 </file>
 
 <file path=customXml/itemProps1.xml><?xml version="1.0" encoding="utf-8"?>
-<ds:datastoreItem xmlns:ds="http://schemas.openxmlformats.org/officeDocument/2006/customXml" ds:itemID="{0ADE9B35-0655-40DC-A4D9-404E30916B90}">
+<ds:datastoreItem xmlns:ds="http://schemas.openxmlformats.org/officeDocument/2006/customXml" ds:itemID="{06C4B9EC-C4A7-4889-B2C3-2EA51CF7E5AB}">
   <ds:schemaRefs>
     <ds:schemaRef ds:uri="http://schemas.openxmlformats.org/officeDocument/2006/bibliography"/>
   </ds:schemaRefs>
